--- a/POC-Test-Scripts/acrme_poc_workbook_v2_4.docx
+++ b/POC-Test-Scripts/acrme_poc_workbook_v2_4.docx
@@ -482,7 +482,7 @@
           <w:bCs/>
           <w:b/>
         </w:rPr>
-        <w:t xml:space="preserve">Region model — two-region-aware (PLC-010a).</w:t>
+        <w:t xml:space="preserve">Region model — geography-aware (PLC-010a / PLC-010b).</w:t>
       </w:r>
       <w:r>
         <w:t xml:space="preserve"> </w:t>
@@ -561,13 +561,42 @@
           <w:bCs/>
           <w:b/>
         </w:rPr>
-        <w:t xml:space="preserve">Middle East</w:t>
-      </w:r>
-      <w:r>
-        <w:t xml:space="preserve"> </w:t>
-      </w:r>
-      <w:r>
-        <w:t xml:space="preserve">is the sole</w:t>
+        <w:t xml:space="preserve">[Amended v2.4] Middle East now runs the</w:t>
+      </w:r>
+      <w:r>
+        <w:rPr>
+          <w:bCs/>
+          <w:b/>
+        </w:rPr>
+        <w:t xml:space="preserve"> </w:t>
+      </w:r>
+      <w:r>
+        <w:rPr>
+          <w:rStyle w:val="VerbatimChar"/>
+          <w:bCs/>
+          <w:b/>
+        </w:rPr>
+        <w:t xml:space="preserve">cross-geo</w:t>
+      </w:r>
+      <w:r>
+        <w:rPr>
+          <w:bCs/>
+          <w:b/>
+        </w:rPr>
+        <w:t xml:space="preserve"> </w:t>
+      </w:r>
+      <w:r>
+        <w:rPr>
+          <w:bCs/>
+          <w:b/>
+        </w:rPr>
+        <w:t xml:space="preserve">DR model (DR-020 / PLC-010b): Prod and CVAL co-locate in a weighted-selected Middle East region (separate CRGs, ENV-003) and DR is placed CROSS-GEO in a weighted-selected Europe Standard region.</w:t>
+      </w:r>
+      <w:r>
+        <w:t xml:space="preserve"> </w:t>
+      </w:r>
+      <w:r>
+        <w:t xml:space="preserve">This supersedes the earlier</w:t>
       </w:r>
       <w:r>
         <w:t xml:space="preserve"> </w:t>
@@ -582,7 +611,20 @@
         <w:t xml:space="preserve"> </w:t>
       </w:r>
       <w:r>
-        <w:t xml:space="preserve">case, on legal grounds (DR-014 / DEC-001) — not a general two-region outcome. This mirrors the Phase 1 rework of</w:t>
+        <w:t xml:space="preserve">position for Middle East (DR-014 / DEC-001</w:t>
+      </w:r>
+      <w:r>
+        <w:t xml:space="preserve"> </w:t>
+      </w:r>
+      <w:r>
+        <w:rPr>
+          <w:bCs/>
+          <w:b/>
+        </w:rPr>
+        <w:t xml:space="preserve">RESOLVED</w:t>
+      </w:r>
+      <w:r>
+        <w:t xml:space="preserve">). This mirrors the Phase 1 rework of</w:t>
       </w:r>
       <w:r>
         <w:t xml:space="preserve"> </w:t>
@@ -609,7 +651,31 @@
         <w:t xml:space="preserve">preflight.py</w:t>
       </w:r>
       <w:r>
-        <w:t xml:space="preserve">.</w:t>
+        <w:t xml:space="preserve"> </w:t>
+      </w:r>
+      <w:r>
+        <w:t xml:space="preserve">(which now carry a</w:t>
+      </w:r>
+      <w:r>
+        <w:t xml:space="preserve"> </w:t>
+      </w:r>
+      <w:r>
+        <w:rPr>
+          <w:rStyle w:val="VerbatimChar"/>
+        </w:rPr>
+        <w:t xml:space="preserve">cross-geo</w:t>
+      </w:r>
+      <w:r>
+        <w:t xml:space="preserve"> </w:t>
+      </w:r>
+      <w:r>
+        <w:rPr>
+          <w:rStyle w:val="VerbatimChar"/>
+        </w:rPr>
+        <w:t xml:space="preserve">distribution_model</w:t>
+      </w:r>
+      <w:r>
+        <w:t xml:space="preserve">).</w:t>
       </w:r>
       <w:r>
         <w:t xml:space="preserve"> </w:t>
@@ -1180,7 +1246,7 @@
         <w:t xml:space="preserve"> </w:t>
       </w:r>
       <w:r>
-        <w:t xml:space="preserve">(see §3.1): Prod is always separated from Non-Prod/CVAL; DR is a distinct region only in</w:t>
+        <w:t xml:space="preserve">(see §3.1): Prod is separated from Non-Prod/CVAL in</w:t>
       </w:r>
       <w:r>
         <w:t xml:space="preserve"> </w:t>
@@ -1196,6 +1262,38 @@
         <w:t xml:space="preserve"> </w:t>
       </w:r>
       <w:r>
+        <w:t xml:space="preserve">(US) and</w:t>
+      </w:r>
+      <w:r>
+        <w:t xml:space="preserve"> </w:t>
+      </w:r>
+      <w:r>
+        <w:rPr>
+          <w:bCs/>
+          <w:b/>
+        </w:rPr>
+        <w:t xml:space="preserve">two-region</w:t>
+      </w:r>
+      <w:r>
+        <w:t xml:space="preserve"> </w:t>
+      </w:r>
+      <w:r>
+        <w:t xml:space="preserve">(EU/AU/APAC) geographies; DR is a distinct region only in</w:t>
+      </w:r>
+      <w:r>
+        <w:t xml:space="preserve"> </w:t>
+      </w:r>
+      <w:r>
+        <w:rPr>
+          <w:bCs/>
+          <w:b/>
+        </w:rPr>
+        <w:t xml:space="preserve">three-region</w:t>
+      </w:r>
+      <w:r>
+        <w:t xml:space="preserve"> </w:t>
+      </w:r>
+      <w:r>
         <w:t xml:space="preserve">geographies (US),</w:t>
       </w:r>
       <w:r>
@@ -1228,7 +1326,38 @@
         <w:t xml:space="preserve"> </w:t>
       </w:r>
       <w:r>
-        <w:t xml:space="preserve">geographies (PLC-010a), and</w:t>
+        <w:t xml:space="preserve">geographies (PLC-010a); and</w:t>
+      </w:r>
+      <w:r>
+        <w:t xml:space="preserve"> </w:t>
+      </w:r>
+      <w:r>
+        <w:rPr>
+          <w:bCs/>
+          <w:b/>
+        </w:rPr>
+        <w:t xml:space="preserve">[Amended v2.4] for Middle East (</w:t>
+      </w:r>
+      <w:r>
+        <w:rPr>
+          <w:rStyle w:val="VerbatimChar"/>
+          <w:bCs/>
+          <w:b/>
+        </w:rPr>
+        <w:t xml:space="preserve">cross-geo</w:t>
+      </w:r>
+      <w:r>
+        <w:rPr>
+          <w:bCs/>
+          <w:b/>
+        </w:rPr>
+        <w:t xml:space="preserve">) Prod and CVAL co-locate in a weighted-selected Middle East region while DR is placed cross-geo in a weighted-selected Europe region (DR-020 / PLC-010b)</w:t>
+      </w:r>
+      <w:r>
+        <w:t xml:space="preserve"> </w:t>
+      </w:r>
+      <w:r>
+        <w:t xml:space="preserve">— superseding the earlier</w:t>
       </w:r>
       <w:r>
         <w:t xml:space="preserve"> </w:t>
@@ -1243,7 +1372,7 @@
         <w:t xml:space="preserve"> </w:t>
       </w:r>
       <w:r>
-        <w:t xml:space="preserve">for Middle East (DEC-001).</w:t>
+        <w:t xml:space="preserve">position (DEC-001 RESOLVED).</w:t>
       </w:r>
     </w:p>
     <w:tbl>
@@ -2667,7 +2796,7 @@
               <w:t xml:space="preserve"> </w:t>
             </w:r>
             <w:r>
-              <w:t xml:space="preserve">region model confirmed for the geography under test (see §3.1). Prod region ≠ non-prod/CVAL region in</w:t>
+              <w:t xml:space="preserve">region model confirmed for the geography under test (see §3.1). Prod region ≠ non-prod/CVAL region in three-region and two-region geographies;</w:t>
             </w:r>
             <w:r>
               <w:t xml:space="preserve"> </w:t>
@@ -2677,61 +2806,51 @@
                 <w:bCs/>
                 <w:b/>
               </w:rPr>
-              <w:t xml:space="preserve">all</w:t>
-            </w:r>
-            <w:r>
+              <w:t xml:space="preserve">[Amended v2.4] in the Middle East</w:t>
+            </w:r>
+            <w:r>
+              <w:rPr>
+                <w:bCs/>
+                <w:b/>
+              </w:rPr>
               <w:t xml:space="preserve"> </w:t>
             </w:r>
             <w:r>
-              <w:t xml:space="preserve">geographies.</w:t>
-            </w:r>
-          </w:p>
-        </w:tc>
-        <w:tc>
-          <w:tcPr/>
-          <w:p>
-            <w:pPr>
-              <w:pStyle w:val="Compact"/>
-              <w:jc w:val="left"/>
-            </w:pPr>
-            <w:r>
-              <w:t xml:space="preserve">echo Prod=&lt;PRIMARY_REGION&gt; NonProd=&lt;NONPROD_REGION&gt;; test</w:t>
-            </w:r>
-            <w:r>
+              <w:rPr>
+                <w:rStyle w:val="VerbatimChar"/>
+                <w:bCs/>
+                <w:b/>
+              </w:rPr>
+              <w:t xml:space="preserve">cross-geo</w:t>
+            </w:r>
+            <w:r>
+              <w:rPr>
+                <w:bCs/>
+                <w:b/>
+              </w:rPr>
               <w:t xml:space="preserve"> </w:t>
             </w:r>
             <w:r>
-              <w:t xml:space="preserve">“</w:t>
-            </w:r>
-            <w:r>
-              <w:t xml:space="preserve">&lt;PRIMARY_REGION&gt;</w:t>
-            </w:r>
-            <w:r>
-              <w:t xml:space="preserve">”</w:t>
-            </w:r>
-            <w:r>
-              <w:t xml:space="preserve"> </w:t>
-            </w:r>
-            <w:r>
-              <w:t xml:space="preserve">!=</w:t>
-            </w:r>
-            <w:r>
-              <w:t xml:space="preserve"> </w:t>
-            </w:r>
-            <w:r>
-              <w:t xml:space="preserve">“</w:t>
-            </w:r>
-            <w:r>
-              <w:t xml:space="preserve">&lt;NONPROD_REGION&gt;</w:t>
-            </w:r>
-            <w:r>
-              <w:t xml:space="preserve">”</w:t>
-            </w:r>
-            <w:r>
-              <w:t xml:space="preserve"> </w:t>
-            </w:r>
-            <w:r>
-              <w:t xml:space="preserve">&amp;&amp; echo PASS || echo FAIL</w:t>
+              <w:rPr>
+                <w:bCs/>
+                <w:b/>
+              </w:rPr>
+              <w:t xml:space="preserve">model Prod and CVAL co-locate in-geo (Prod == NonProd is expected) and DR ≠ Prod (DR-020 / PLC-010b)</w:t>
+            </w:r>
+            <w:r>
+              <w:t xml:space="preserve">.</w:t>
+            </w:r>
+          </w:p>
+        </w:tc>
+        <w:tc>
+          <w:tcPr/>
+          <w:p>
+            <w:pPr>
+              <w:pStyle w:val="Compact"/>
+              <w:jc w:val="left"/>
+            </w:pPr>
+            <w:r>
+              <w:t xml:space="preserve">echo Model=&lt;DISTRIBUTION_MODEL&gt; Prod=&lt;PRIMARY_REGION&gt; NonProd=&lt;NONPROD_REGION&gt; DR=&lt;DR_REGION&gt;; # non-cross-geo: Prod != NonProd; cross-geo: Prod == NonProd &amp;&amp; DR != Prod</w:t>
             </w:r>
           </w:p>
         </w:tc>
@@ -2843,40 +2962,56 @@
                 <w:bCs/>
                 <w:b/>
               </w:rPr>
-              <w:t xml:space="preserve">Middle East</w:t>
-            </w:r>
-            <w:r>
-              <w:t xml:space="preserve"> </w:t>
-            </w:r>
-            <w:r>
-              <w:t xml:space="preserve">→</w:t>
-            </w:r>
-            <w:r>
-              <w:t xml:space="preserve"> </w:t>
+              <w:t xml:space="preserve">[Amended v2.4] Middle East (</w:t>
             </w:r>
             <w:r>
               <w:rPr>
                 <w:rStyle w:val="VerbatimChar"/>
+                <w:bCs/>
+                <w:b/>
               </w:rPr>
-              <w:t xml:space="preserve">DR_NOT_OFFERED</w:t>
+              <w:t xml:space="preserve">cross-geo</w:t>
+            </w:r>
+            <w:r>
+              <w:rPr>
+                <w:bCs/>
+                <w:b/>
+              </w:rPr>
+              <w:t xml:space="preserve">)</w:t>
             </w:r>
             <w:r>
               <w:t xml:space="preserve"> </w:t>
             </w:r>
             <w:r>
-              <w:t xml:space="preserve">(DEC-001).</w:t>
-            </w:r>
-          </w:p>
-        </w:tc>
-        <w:tc>
-          <w:tcPr/>
-          <w:p>
-            <w:pPr>
-              <w:pStyle w:val="Compact"/>
-              <w:jc w:val="left"/>
-            </w:pPr>
-            <w:r>
-              <w:t xml:space="preserve">echo Model=&lt;DISTRIBUTION_MODEL&gt; Prod=&lt;PRIMARY_REGION&gt; NonProd=&lt;NONPROD_REGION&gt; DR=&lt;DR_REGION&gt;; # three-region: DR != Prod &amp;&amp; DR != NonProd; two-region: DR == NonProd; middle-east: DR == NOT_OFFERED</w:t>
+              <w:t xml:space="preserve">→ Prod and CVAL co-located in-geo, DR placed</w:t>
+            </w:r>
+            <w:r>
+              <w:t xml:space="preserve"> </w:t>
+            </w:r>
+            <w:r>
+              <w:rPr>
+                <w:bCs/>
+                <w:b/>
+              </w:rPr>
+              <w:t xml:space="preserve">cross-geo</w:t>
+            </w:r>
+            <w:r>
+              <w:t xml:space="preserve"> </w:t>
+            </w:r>
+            <w:r>
+              <w:t xml:space="preserve">in a Europe region distinct from the in-geo region (DR-020 / PLC-010b).</w:t>
+            </w:r>
+          </w:p>
+        </w:tc>
+        <w:tc>
+          <w:tcPr/>
+          <w:p>
+            <w:pPr>
+              <w:pStyle w:val="Compact"/>
+              <w:jc w:val="left"/>
+            </w:pPr>
+            <w:r>
+              <w:t xml:space="preserve">echo Model=&lt;DISTRIBUTION_MODEL&gt; Prod=&lt;PRIMARY_REGION&gt; NonProd=&lt;NONPROD_REGION&gt; DR=&lt;DR_REGION&gt;; # three-region: DR != Prod &amp;&amp; DR != NonProd; two-region: DR == NonProd; cross-geo: NonProd == Prod &amp;&amp; DR != Prod (DR in Europe)</w:t>
             </w:r>
           </w:p>
         </w:tc>
@@ -2981,7 +3116,22 @@
         <w:t xml:space="preserve"> </w:t>
       </w:r>
       <w:r>
-        <w:t xml:space="preserve">(PLC-010a / ENV-003). Production is always separated from non-prod/CVAL; DR placement depends on how many Standard regions the geography offers.</w:t>
+        <w:t xml:space="preserve">(PLC-010a / PLC-010b / ENV-003). Production is separated from non-prod/CVAL except in the Middle East</w:t>
+      </w:r>
+      <w:r>
+        <w:t xml:space="preserve"> </w:t>
+      </w:r>
+      <w:r>
+        <w:rPr>
+          <w:rStyle w:val="VerbatimChar"/>
+        </w:rPr>
+        <w:t xml:space="preserve">cross-geo</w:t>
+      </w:r>
+      <w:r>
+        <w:t xml:space="preserve"> </w:t>
+      </w:r>
+      <w:r>
+        <w:t xml:space="preserve">model where they co-locate in-geo; DR placement depends on the geography’s model.</w:t>
       </w:r>
     </w:p>
     <w:p>
@@ -3152,13 +3302,7 @@
           <w:bCs/>
           <w:b/>
         </w:rPr>
-        <w:t xml:space="preserve">Middle East</w:t>
-      </w:r>
-      <w:r>
-        <w:t xml:space="preserve">:</w:t>
-      </w:r>
-      <w:r>
-        <w:t xml:space="preserve"> </w:t>
+        <w:t xml:space="preserve">[Amended v2.4] Middle East (</w:t>
       </w:r>
       <w:r>
         <w:rPr>
@@ -3166,29 +3310,138 @@
           <w:bCs/>
           <w:b/>
         </w:rPr>
-        <w:t xml:space="preserve">DR_NOT_OFFERED</w:t>
-      </w:r>
-      <w:r>
-        <w:t xml:space="preserve"> </w:t>
-      </w:r>
-      <w:r>
-        <w:t xml:space="preserve">— DR is not placed in-geo, on legal grounds (DR-014 / DEC-001). This is Middle-East-specific and must</w:t>
-      </w:r>
-      <w:r>
-        <w:t xml:space="preserve"> </w:t>
+        <w:t xml:space="preserve">cross-geo</w:t>
       </w:r>
       <w:r>
         <w:rPr>
           <w:bCs/>
           <w:b/>
         </w:rPr>
-        <w:t xml:space="preserve">not</w:t>
-      </w:r>
-      <w:r>
-        <w:t xml:space="preserve"> </w:t>
-      </w:r>
-      <w:r>
-        <w:t xml:space="preserve">be generalised to other two-region geographies.</w:t>
+        <w:t xml:space="preserve">)</w:t>
+      </w:r>
+      <w:r>
+        <w:t xml:space="preserve">:</w:t>
+      </w:r>
+      <w:r>
+        <w:t xml:space="preserve"> </w:t>
+      </w:r>
+      <w:r>
+        <w:rPr>
+          <w:bCs/>
+          <w:b/>
+        </w:rPr>
+        <w:t xml:space="preserve">Prod and CVAL/Non-Prod CO-LOCATE</w:t>
+      </w:r>
+      <w:r>
+        <w:t xml:space="preserve"> </w:t>
+      </w:r>
+      <w:r>
+        <w:t xml:space="preserve">in a weighted-selected Middle East Standard region (separate CRGs, ENV-003 — no capacity sharing), so</w:t>
+      </w:r>
+      <w:r>
+        <w:t xml:space="preserve"> </w:t>
+      </w:r>
+      <w:r>
+        <w:rPr>
+          <w:bCs/>
+          <w:b/>
+        </w:rPr>
+        <w:t xml:space="preserve">Prod == NonProd is expected and valid</w:t>
+      </w:r>
+      <w:r>
+        <w:t xml:space="preserve">.</w:t>
+      </w:r>
+      <w:r>
+        <w:t xml:space="preserve"> </w:t>
+      </w:r>
+      <w:r>
+        <w:rPr>
+          <w:bCs/>
+          <w:b/>
+        </w:rPr>
+        <w:t xml:space="preserve">DR is placed CROSS-GEO</w:t>
+      </w:r>
+      <w:r>
+        <w:t xml:space="preserve"> </w:t>
+      </w:r>
+      <w:r>
+        <w:t xml:space="preserve">in a weighted-selected</w:t>
+      </w:r>
+      <w:r>
+        <w:t xml:space="preserve"> </w:t>
+      </w:r>
+      <w:r>
+        <w:rPr>
+          <w:bCs/>
+          <w:b/>
+        </w:rPr>
+        <w:t xml:space="preserve">Europe</w:t>
+      </w:r>
+      <w:r>
+        <w:t xml:space="preserve"> </w:t>
+      </w:r>
+      <w:r>
+        <w:t xml:space="preserve">Standard region (DR-020 / PLC-010b), so</w:t>
+      </w:r>
+      <w:r>
+        <w:t xml:space="preserve"> </w:t>
+      </w:r>
+      <w:r>
+        <w:rPr>
+          <w:bCs/>
+          <w:b/>
+        </w:rPr>
+        <w:t xml:space="preserve">DR ≠ Prod</w:t>
+      </w:r>
+      <w:r>
+        <w:t xml:space="preserve"> </w:t>
+      </w:r>
+      <w:r>
+        <w:t xml:space="preserve">must hold and DR is a distinct region in a different geography. Both selections use the weighted capacity placement model. This</w:t>
+      </w:r>
+      <w:r>
+        <w:t xml:space="preserve"> </w:t>
+      </w:r>
+      <w:r>
+        <w:rPr>
+          <w:bCs/>
+          <w:b/>
+        </w:rPr>
+        <w:t xml:space="preserve">supersedes</w:t>
+      </w:r>
+      <w:r>
+        <w:t xml:space="preserve"> </w:t>
+      </w:r>
+      <w:r>
+        <w:t xml:space="preserve">the earlier</w:t>
+      </w:r>
+      <w:r>
+        <w:t xml:space="preserve"> </w:t>
+      </w:r>
+      <w:r>
+        <w:rPr>
+          <w:rStyle w:val="VerbatimChar"/>
+        </w:rPr>
+        <w:t xml:space="preserve">DR_NOT_OFFERED</w:t>
+      </w:r>
+      <w:r>
+        <w:t xml:space="preserve"> </w:t>
+      </w:r>
+      <w:r>
+        <w:t xml:space="preserve">position (DR-014 / DEC-001</w:t>
+      </w:r>
+      <w:r>
+        <w:t xml:space="preserve"> </w:t>
+      </w:r>
+      <w:r>
+        <w:rPr>
+          <w:bCs/>
+          <w:b/>
+        </w:rPr>
+        <w:t xml:space="preserve">RESOLVED</w:t>
+      </w:r>
+      <w:r>
+        <w:t xml:space="preserve">). Data-residency: Europe is an approved cross-geo DR destination for Middle East (A-ME1); per-country carve-outs, where required, are handled by configuration and are out of engine scope.</w:t>
       </w:r>
     </w:p>
     <w:p>
@@ -3342,7 +3595,7 @@
               <w:t xml:space="preserve"> </w:t>
             </w:r>
             <w:r>
-              <w:t xml:space="preserve">(three-region / two-region / DR_NOT_OFFERED)</w:t>
+              <w:t xml:space="preserve">(three-region / two-region / cross-geo)</w:t>
             </w:r>
           </w:p>
         </w:tc>
@@ -3426,49 +3679,7 @@
               <w:jc w:val="left"/>
             </w:pPr>
             <w:r>
-              <w:t xml:space="preserve">Non-Prod / CVAL</w:t>
-            </w:r>
-          </w:p>
-        </w:tc>
-        <w:tc>
-          <w:tcPr/>
-          <w:p>
-            <w:pPr>
-              <w:pStyle w:val="Compact"/>
-            </w:pPr>
-          </w:p>
-        </w:tc>
-        <w:tc>
-          <w:tcPr/>
-          <w:p>
-            <w:pPr>
-              <w:pStyle w:val="Compact"/>
-              <w:jc w:val="left"/>
-            </w:pPr>
-            <w:r>
-              <w:t xml:space="preserve">Y / N</w:t>
-            </w:r>
-          </w:p>
-        </w:tc>
-        <w:tc>
-          <w:tcPr/>
-          <w:p>
-            <w:pPr>
-              <w:pStyle w:val="Compact"/>
-            </w:pPr>
-          </w:p>
-        </w:tc>
-      </w:tr>
-      <w:tr>
-        <w:tc>
-          <w:tcPr/>
-          <w:p>
-            <w:pPr>
-              <w:pStyle w:val="Compact"/>
-              <w:jc w:val="left"/>
-            </w:pPr>
-            <w:r>
-              <w:t xml:space="preserve">DR (or</w:t>
+              <w:t xml:space="preserve">Non-Prod / CVAL (co-located with Prod in</w:t>
             </w:r>
             <w:r>
               <w:t xml:space="preserve"> </w:t>
@@ -3477,10 +3688,52 @@
               <w:rPr>
                 <w:rStyle w:val="VerbatimChar"/>
               </w:rPr>
-              <w:t xml:space="preserve">NOT_OFFERED</w:t>
+              <w:t xml:space="preserve">cross-geo</w:t>
             </w:r>
             <w:r>
               <w:t xml:space="preserve">)</w:t>
+            </w:r>
+          </w:p>
+        </w:tc>
+        <w:tc>
+          <w:tcPr/>
+          <w:p>
+            <w:pPr>
+              <w:pStyle w:val="Compact"/>
+            </w:pPr>
+          </w:p>
+        </w:tc>
+        <w:tc>
+          <w:tcPr/>
+          <w:p>
+            <w:pPr>
+              <w:pStyle w:val="Compact"/>
+              <w:jc w:val="left"/>
+            </w:pPr>
+            <w:r>
+              <w:t xml:space="preserve">Y / N</w:t>
+            </w:r>
+          </w:p>
+        </w:tc>
+        <w:tc>
+          <w:tcPr/>
+          <w:p>
+            <w:pPr>
+              <w:pStyle w:val="Compact"/>
+            </w:pPr>
+          </w:p>
+        </w:tc>
+      </w:tr>
+      <w:tr>
+        <w:tc>
+          <w:tcPr/>
+          <w:p>
+            <w:pPr>
+              <w:pStyle w:val="Compact"/>
+              <w:jc w:val="left"/>
+            </w:pPr>
+            <w:r>
+              <w:t xml:space="preserve">DR (cross-geo in Europe for Middle East)</w:t>
             </w:r>
           </w:p>
         </w:tc>
@@ -3574,6 +3827,21 @@
           <w:iCs/>
           <w:i/>
         </w:rPr>
+        <w:t xml:space="preserve">, incl. </w:t>
+      </w:r>
+      <w:r>
+        <w:rPr>
+          <w:rStyle w:val="VerbatimChar"/>
+          <w:iCs/>
+          <w:i/>
+        </w:rPr>
+        <w:t xml:space="preserve">cross-geo</w:t>
+      </w:r>
+      <w:r>
+        <w:rPr>
+          <w:iCs/>
+          <w:i/>
+        </w:rPr>
         <w:t xml:space="preserve">) and</w:t>
       </w:r>
       <w:r>
@@ -3603,12 +3871,12 @@
           <w:iCs/>
           <w:i/>
         </w:rPr>
-        <w:t xml:space="preserve">(geography-aware PF-09/PF-10), and the positive two-region case POC-PLC-010a in Group 9.</w:t>
+        <w:t xml:space="preserve">(geography-aware PF-09/PF-10), and the positive cases POC-PLC-010a (two-region) and POC-PLC-010b (cross-geo) in Group 9.</w:t>
       </w:r>
     </w:p>
     <w:bookmarkEnd w:id="26"/>
     <w:bookmarkEnd w:id="27"/>
-    <w:bookmarkStart w:id="244" w:name="poc-test-groups"/>
+    <w:bookmarkStart w:id="245" w:name="poc-test-groups"/>
     <w:p>
       <w:pPr>
         <w:pStyle w:val="Heading1"/>
@@ -34216,13 +34484,13 @@
       </w:r>
     </w:p>
     <w:bookmarkEnd w:id="221"/>
-    <w:bookmarkStart w:id="228" w:name="X75625f29b8ef80a9bdbd3c3b8c12fb2a5588141"/>
+    <w:bookmarkStart w:id="229" w:name="X84c88156ecb9f27b54276de89d1b07b6d98cb57"/>
     <w:p>
       <w:pPr>
         <w:pStyle w:val="Heading2"/>
       </w:pPr>
       <w:r>
-        <w:t xml:space="preserve">Group 9: Reservation Eligibility &amp; Two-Region Model (CAP-020 / CAP-021 / CAP-001a / PLC-010a)</w:t>
+        <w:t xml:space="preserve">Group 9: Reservation Eligibility &amp; Region Distribution Model (CAP-020 / CAP-021 / CAP-001a / PLC-010a / PLC-010b)</w:t>
       </w:r>
     </w:p>
     <w:p>
@@ -34262,7 +34530,7 @@
         <w:t xml:space="preserve"> </w:t>
       </w:r>
       <w:r>
-        <w:t xml:space="preserve">classification, and the</w:t>
+        <w:t xml:space="preserve">classification, the</w:t>
       </w:r>
       <w:r>
         <w:t xml:space="preserve"> </w:t>
@@ -34278,7 +34546,52 @@
         <w:t xml:space="preserve"> </w:t>
       </w:r>
       <w:r>
-        <w:t xml:space="preserve">two-region CVAL+DR co-location case that the pre-v2.4 pre-flight wrongly blocked. Implemented in</w:t>
+        <w:t xml:space="preserve">two-region CVAL+DR co-location case that the pre-v2.4 pre-flight wrongly blocked, and</w:t>
+      </w:r>
+      <w:r>
+        <w:t xml:space="preserve"> </w:t>
+      </w:r>
+      <w:r>
+        <w:rPr>
+          <w:bCs/>
+          <w:b/>
+        </w:rPr>
+        <w:t xml:space="preserve">[Amended v2.4] the positive Middle East</w:t>
+      </w:r>
+      <w:r>
+        <w:rPr>
+          <w:bCs/>
+          <w:b/>
+        </w:rPr>
+        <w:t xml:space="preserve"> </w:t>
+      </w:r>
+      <w:r>
+        <w:rPr>
+          <w:rStyle w:val="VerbatimChar"/>
+          <w:bCs/>
+          <w:b/>
+        </w:rPr>
+        <w:t xml:space="preserve">cross-geo</w:t>
+      </w:r>
+      <w:r>
+        <w:rPr>
+          <w:bCs/>
+          <w:b/>
+        </w:rPr>
+        <w:t xml:space="preserve"> </w:t>
+      </w:r>
+      <w:r>
+        <w:rPr>
+          <w:bCs/>
+          <w:b/>
+        </w:rPr>
+        <w:t xml:space="preserve">DR case</w:t>
+      </w:r>
+      <w:r>
+        <w:t xml:space="preserve"> </w:t>
+      </w:r>
+      <w:r>
+        <w:t xml:space="preserve">(Prod+CVAL co-located in-geo, DR placed cross-geo in Europe). Implemented in</w:t>
       </w:r>
       <w:r>
         <w:t xml:space="preserve"> </w:t>
@@ -34583,6 +34896,175 @@
       <w:r>
         <w:t xml:space="preserve">configuration, not an error. Co-location accounting (HC-6, HC-7, PLC-010) must ensure co-located CVAL is not double-counted as available DR headroom.</w:t>
       </w:r>
+      <w:r>
+        <w:t xml:space="preserve"> </w:t>
+      </w:r>
+      <w:r>
+        <w:t xml:space="preserve">-</w:t>
+      </w:r>
+      <w:r>
+        <w:t xml:space="preserve"> </w:t>
+      </w:r>
+      <w:r>
+        <w:rPr>
+          <w:bCs/>
+          <w:b/>
+        </w:rPr>
+        <w:t xml:space="preserve">[Amended v2.4] PLC-010b / DR-020 — Middle East cross-geo DR (positive).</w:t>
+      </w:r>
+      <w:r>
+        <w:t xml:space="preserve"> </w:t>
+      </w:r>
+      <w:r>
+        <w:t xml:space="preserve">In the Middle East</w:t>
+      </w:r>
+      <w:r>
+        <w:t xml:space="preserve"> </w:t>
+      </w:r>
+      <w:r>
+        <w:rPr>
+          <w:rStyle w:val="VerbatimChar"/>
+        </w:rPr>
+        <w:t xml:space="preserve">cross-geo</w:t>
+      </w:r>
+      <w:r>
+        <w:t xml:space="preserve"> </w:t>
+      </w:r>
+      <w:r>
+        <w:t xml:space="preserve">model</w:t>
+      </w:r>
+      <w:r>
+        <w:t xml:space="preserve"> </w:t>
+      </w:r>
+      <w:r>
+        <w:rPr>
+          <w:bCs/>
+          <w:b/>
+        </w:rPr>
+        <w:t xml:space="preserve">Prod and CVAL co-locate in a weighted-selected Middle East region</w:t>
+      </w:r>
+      <w:r>
+        <w:t xml:space="preserve"> </w:t>
+      </w:r>
+      <w:r>
+        <w:t xml:space="preserve">(separate CRGs, ENV-003 — co-location ≠ capacity sharing) and</w:t>
+      </w:r>
+      <w:r>
+        <w:t xml:space="preserve"> </w:t>
+      </w:r>
+      <w:r>
+        <w:rPr>
+          <w:bCs/>
+          <w:b/>
+        </w:rPr>
+        <w:t xml:space="preserve">DR is placed cross-geo in a weighted-selected Europe Standard region</w:t>
+      </w:r>
+      <w:r>
+        <w:t xml:space="preserve">. Both selections use the weighted capacity placement model. This is a</w:t>
+      </w:r>
+      <w:r>
+        <w:t xml:space="preserve"> </w:t>
+      </w:r>
+      <w:r>
+        <w:rPr>
+          <w:bCs/>
+          <w:b/>
+        </w:rPr>
+        <w:t xml:space="preserve">supported, normative</w:t>
+      </w:r>
+      <w:r>
+        <w:t xml:space="preserve"> </w:t>
+      </w:r>
+      <w:r>
+        <w:t xml:space="preserve">configuration (</w:t>
+      </w:r>
+      <w:r>
+        <w:rPr>
+          <w:rStyle w:val="VerbatimChar"/>
+        </w:rPr>
+        <w:t xml:space="preserve">Prod == NonProd</w:t>
+      </w:r>
+      <w:r>
+        <w:t xml:space="preserve"> </w:t>
+      </w:r>
+      <w:r>
+        <w:t xml:space="preserve">in-geo is expected;</w:t>
+      </w:r>
+      <w:r>
+        <w:t xml:space="preserve"> </w:t>
+      </w:r>
+      <w:r>
+        <w:rPr>
+          <w:rStyle w:val="VerbatimChar"/>
+        </w:rPr>
+        <w:t xml:space="preserve">DR ≠ Prod</w:t>
+      </w:r>
+      <w:r>
+        <w:t xml:space="preserve"> </w:t>
+      </w:r>
+      <w:r>
+        <w:t xml:space="preserve">and cross-geo). It</w:t>
+      </w:r>
+      <w:r>
+        <w:t xml:space="preserve"> </w:t>
+      </w:r>
+      <w:r>
+        <w:rPr>
+          <w:bCs/>
+          <w:b/>
+        </w:rPr>
+        <w:t xml:space="preserve">supersedes</w:t>
+      </w:r>
+      <w:r>
+        <w:t xml:space="preserve"> </w:t>
+      </w:r>
+      <w:r>
+        <w:t xml:space="preserve">the earlier Middle East</w:t>
+      </w:r>
+      <w:r>
+        <w:t xml:space="preserve"> </w:t>
+      </w:r>
+      <w:r>
+        <w:rPr>
+          <w:rStyle w:val="VerbatimChar"/>
+        </w:rPr>
+        <w:t xml:space="preserve">DR_NOT_OFFERED</w:t>
+      </w:r>
+      <w:r>
+        <w:t xml:space="preserve"> </w:t>
+      </w:r>
+      <w:r>
+        <w:t xml:space="preserve">position (DR-014 / DEC-001</w:t>
+      </w:r>
+      <w:r>
+        <w:t xml:space="preserve"> </w:t>
+      </w:r>
+      <w:r>
+        <w:rPr>
+          <w:bCs/>
+          <w:b/>
+        </w:rPr>
+        <w:t xml:space="preserve">RESOLVED</w:t>
+      </w:r>
+      <w:r>
+        <w:t xml:space="preserve">). CVAL co-locates with Prod locally, so the CVAL-sacrifice DR bootstrap (DR-005/006) does</w:t>
+      </w:r>
+      <w:r>
+        <w:t xml:space="preserve"> </w:t>
+      </w:r>
+      <w:r>
+        <w:rPr>
+          <w:bCs/>
+          <w:b/>
+        </w:rPr>
+        <w:t xml:space="preserve">not</w:t>
+      </w:r>
+      <w:r>
+        <w:t xml:space="preserve"> </w:t>
+      </w:r>
+      <w:r>
+        <w:t xml:space="preserve">apply to the Middle East — ME DR uses dedicated reserved capacity in Europe (DR-017 max-not-sum applies at the Europe destination).</w:t>
+      </w:r>
     </w:p>
     <w:p>
       <w:pPr>
@@ -34593,7 +35075,7 @@
           <w:iCs/>
           <w:i/>
         </w:rPr>
-        <w:t xml:space="preserve">Group contains 5 POC entries (4 offline-logic + 1 LIVE). Offline-logic cases run via</w:t>
+        <w:t xml:space="preserve">Group contains 6 POC entries (5 offline-logic + 1 LIVE). Offline-logic cases run via</w:t>
       </w:r>
       <w:r>
         <w:rPr>
@@ -34609,6 +35091,35 @@
           <w:i/>
         </w:rPr>
         <w:t xml:space="preserve">python test_v24_reservation_model.py</w:t>
+      </w:r>
+      <w:r>
+        <w:rPr>
+          <w:iCs/>
+          <w:i/>
+        </w:rPr>
+        <w:t xml:space="preserve"> </w:t>
+      </w:r>
+      <w:r>
+        <w:rPr>
+          <w:iCs/>
+          <w:i/>
+        </w:rPr>
+        <w:t xml:space="preserve">and</w:t>
+      </w:r>
+      <w:r>
+        <w:rPr>
+          <w:iCs/>
+          <w:i/>
+        </w:rPr>
+        <w:t xml:space="preserve"> </w:t>
+      </w:r>
+      <w:r>
+        <w:rPr>
+          <w:rStyle w:val="VerbatimChar"/>
+          <w:iCs/>
+          <w:i/>
+        </w:rPr>
+        <w:t xml:space="preserve">python test_region_model.py</w:t>
       </w:r>
       <w:r>
         <w:rPr>
@@ -35847,7 +36358,51 @@
         <w:t xml:space="preserve">distribution_model = two-region</w:t>
       </w:r>
       <w:r>
-        <w:t xml:space="preserve">. Middle East geography remains</w:t>
+        <w:t xml:space="preserve">.</w:t>
+      </w:r>
+      <w:r>
+        <w:t xml:space="preserve"> </w:t>
+      </w:r>
+      <w:r>
+        <w:rPr>
+          <w:bCs/>
+          <w:b/>
+        </w:rPr>
+        <w:t xml:space="preserve">[Amended v2.4]</w:t>
+      </w:r>
+      <w:r>
+        <w:t xml:space="preserve"> </w:t>
+      </w:r>
+      <w:r>
+        <w:t xml:space="preserve">The Middle East is now the</w:t>
+      </w:r>
+      <w:r>
+        <w:t xml:space="preserve"> </w:t>
+      </w:r>
+      <w:r>
+        <w:rPr>
+          <w:rStyle w:val="VerbatimChar"/>
+        </w:rPr>
+        <w:t xml:space="preserve">cross-geo</w:t>
+      </w:r>
+      <w:r>
+        <w:t xml:space="preserve"> </w:t>
+      </w:r>
+      <w:r>
+        <w:t xml:space="preserve">model (asserted separately as</w:t>
+      </w:r>
+      <w:r>
+        <w:t xml:space="preserve"> </w:t>
+      </w:r>
+      <w:r>
+        <w:rPr>
+          <w:bCs/>
+          <w:b/>
+        </w:rPr>
+        <w:t xml:space="preserve">POC-PLC-010b</w:t>
+      </w:r>
+      <w:r>
+        <w:t xml:space="preserve">), superseding the earlier</w:t>
       </w:r>
       <w:r>
         <w:t xml:space="preserve"> </w:t>
@@ -35862,7 +36417,7 @@
         <w:t xml:space="preserve"> </w:t>
       </w:r>
       <w:r>
-        <w:t xml:space="preserve">(DEC-001) and is asserted separately as not-a-general-outcome.</w:t>
+        <w:t xml:space="preserve">position (DEC-001 RESOLVED).</w:t>
       </w:r>
     </w:p>
     <w:p>
@@ -36006,13 +36561,13 @@
       </w:tr>
     </w:tbl>
     <w:bookmarkEnd w:id="224"/>
-    <w:bookmarkStart w:id="225" w:name="X4ff074b287ee510daddb18abc56c7ddea2e1b77"/>
+    <w:bookmarkStart w:id="225" w:name="X49a46461634430e2bb4f80b86f5f43eef341a25"/>
     <w:p>
       <w:pPr>
         <w:pStyle w:val="Heading3"/>
       </w:pPr>
       <w:r>
-        <w:t xml:space="preserve">POC-CAP-001a: Core subscription classified all-production</w:t>
+        <w:t xml:space="preserve">POC-PLC-010b: Middle East cross-geo DR is valid (positive) — [Amended v2.4]</w:t>
       </w:r>
     </w:p>
     <w:tbl>
@@ -36075,7 +36630,7 @@
               <w:jc w:val="left"/>
             </w:pPr>
             <w:r>
-              <w:t xml:space="preserve">POC-CAP-001a (offline-logic)</w:t>
+              <w:t xml:space="preserve">POC-PLC-010b (offline-logic)</w:t>
             </w:r>
           </w:p>
         </w:tc>
@@ -36101,7 +36656,7 @@
               <w:jc w:val="left"/>
             </w:pPr>
             <w:r>
-              <w:t xml:space="preserve">CAP-001a</w:t>
+              <w:t xml:space="preserve">PLC-010b / DR-020 / ENV-003 / REG-002 / REG-003 / A-ME1</w:t>
             </w:r>
           </w:p>
         </w:tc>
@@ -36127,7 +36682,22 @@
               <w:jc w:val="left"/>
             </w:pPr>
             <w:r>
-              <w:t xml:space="preserve">Assert every VM in a core subscription is classified</w:t>
+              <w:t xml:space="preserve">Assert a Middle East</w:t>
+            </w:r>
+            <w:r>
+              <w:t xml:space="preserve"> </w:t>
+            </w:r>
+            <w:r>
+              <w:rPr>
+                <w:rStyle w:val="VerbatimChar"/>
+              </w:rPr>
+              <w:t xml:space="preserve">cross-geo</w:t>
+            </w:r>
+            <w:r>
+              <w:t xml:space="preserve"> </w:t>
+            </w:r>
+            <w:r>
+              <w:t xml:space="preserve">config (Prod + CVAL co-located in a weighted-selected Middle East region; DR placed cross-geo in a weighted-selected Europe region)</w:t>
             </w:r>
             <w:r>
               <w:t xml:space="preserve"> </w:t>
@@ -36137,13 +36707,13 @@
                 <w:bCs/>
                 <w:b/>
               </w:rPr>
-              <w:t xml:space="preserve">production</w:t>
+              <w:t xml:space="preserve">passes</w:t>
             </w:r>
             <w:r>
               <w:t xml:space="preserve"> </w:t>
             </w:r>
             <w:r>
-              <w:t xml:space="preserve">for buffer/reservation/seed-matrix regardless of per-workload label.</w:t>
+              <w:t xml:space="preserve">validation and pre-flight — the positive case for the amended Middle East DR position.</w:t>
             </w:r>
           </w:p>
         </w:tc>
@@ -36195,7 +36765,28 @@
               <w:jc w:val="left"/>
             </w:pPr>
             <w:r>
-              <w:t xml:space="preserve">none (offline)</w:t>
+              <w:t xml:space="preserve">none (offline; builds an in-memory</w:t>
+            </w:r>
+            <w:r>
+              <w:t xml:space="preserve"> </w:t>
+            </w:r>
+            <w:r>
+              <w:rPr>
+                <w:rStyle w:val="VerbatimChar"/>
+              </w:rPr>
+              <w:t xml:space="preserve">cross-geo</w:t>
+            </w:r>
+            <w:r>
+              <w:t xml:space="preserve"> </w:t>
+            </w:r>
+            <w:r>
+              <w:rPr>
+                <w:rStyle w:val="VerbatimChar"/>
+              </w:rPr>
+              <w:t xml:space="preserve">Config</w:t>
+            </w:r>
+            <w:r>
+              <w:t xml:space="preserve">)</w:t>
             </w:r>
           </w:p>
         </w:tc>
@@ -36216,7 +36807,7 @@
         <w:t xml:space="preserve"> </w:t>
       </w:r>
       <w:r>
-        <w:t xml:space="preserve">1. Classify VMs in a core subscription carrying mixed workload labels via</w:t>
+        <w:t xml:space="preserve">1. Build a</w:t>
       </w:r>
       <w:r>
         <w:t xml:space="preserve"> </w:t>
@@ -36225,7 +36816,53 @@
         <w:rPr>
           <w:rStyle w:val="VerbatimChar"/>
         </w:rPr>
-        <w:t xml:space="preserve">classify_for_buffer()</w:t>
+        <w:t xml:space="preserve">cross-geo</w:t>
+      </w:r>
+      <w:r>
+        <w:t xml:space="preserve"> </w:t>
+      </w:r>
+      <w:r>
+        <w:rPr>
+          <w:rStyle w:val="VerbatimChar"/>
+        </w:rPr>
+        <w:t xml:space="preserve">Config</w:t>
+      </w:r>
+      <w:r>
+        <w:t xml:space="preserve"> </w:t>
+      </w:r>
+      <w:r>
+        <w:t xml:space="preserve">(Prod=ME region, NonProd/CVAL=</w:t>
+      </w:r>
+      <w:r>
+        <w:rPr>
+          <w:bCs/>
+          <w:b/>
+        </w:rPr>
+        <w:t xml:space="preserve">same</w:t>
+      </w:r>
+      <w:r>
+        <w:t xml:space="preserve"> </w:t>
+      </w:r>
+      <w:r>
+        <w:t xml:space="preserve">ME region, DR=Europe region) and run</w:t>
+      </w:r>
+      <w:r>
+        <w:t xml:space="preserve"> </w:t>
+      </w:r>
+      <w:r>
+        <w:rPr>
+          <w:rStyle w:val="VerbatimChar"/>
+        </w:rPr>
+        <w:t xml:space="preserve">_populate()</w:t>
+      </w:r>
+      <w:r>
+        <w:t xml:space="preserve">/</w:t>
+      </w:r>
+      <w:r>
+        <w:rPr>
+          <w:rStyle w:val="VerbatimChar"/>
+        </w:rPr>
+        <w:t xml:space="preserve">validate()</w:t>
       </w:r>
       <w:r>
         <w:t xml:space="preserve">.</w:t>
@@ -36234,7 +36871,173 @@
         <w:t xml:space="preserve"> </w:t>
       </w:r>
       <w:r>
-        <w:t xml:space="preserve">2. Assert all resolve to production buffer policy (C-2) and production reservation coverage (ENV-001).</w:t>
+        <w:t xml:space="preserve">2. Assert validation succeeds:</w:t>
+      </w:r>
+      <w:r>
+        <w:t xml:space="preserve"> </w:t>
+      </w:r>
+      <w:r>
+        <w:rPr>
+          <w:rStyle w:val="VerbatimChar"/>
+        </w:rPr>
+        <w:t xml:space="preserve">Prod == NonProd</w:t>
+      </w:r>
+      <w:r>
+        <w:t xml:space="preserve"> </w:t>
+      </w:r>
+      <w:r>
+        <w:t xml:space="preserve">(in-geo co-location) is</w:t>
+      </w:r>
+      <w:r>
+        <w:t xml:space="preserve"> </w:t>
+      </w:r>
+      <w:r>
+        <w:rPr>
+          <w:bCs/>
+          <w:b/>
+        </w:rPr>
+        <w:t xml:space="preserve">not</w:t>
+      </w:r>
+      <w:r>
+        <w:t xml:space="preserve"> </w:t>
+      </w:r>
+      <w:r>
+        <w:t xml:space="preserve">flagged as a violation, and</w:t>
+      </w:r>
+      <w:r>
+        <w:t xml:space="preserve"> </w:t>
+      </w:r>
+      <w:r>
+        <w:rPr>
+          <w:rStyle w:val="VerbatimChar"/>
+        </w:rPr>
+        <w:t xml:space="preserve">DR != Prod</w:t>
+      </w:r>
+      <w:r>
+        <w:t xml:space="preserve"> </w:t>
+      </w:r>
+      <w:r>
+        <w:t xml:space="preserve">(cross-geo) is required.</w:t>
+      </w:r>
+      <w:r>
+        <w:t xml:space="preserve"> </w:t>
+      </w:r>
+      <w:r>
+        <w:t xml:space="preserve">3. Run PF-09/PF-10 and assert both</w:t>
+      </w:r>
+      <w:r>
+        <w:t xml:space="preserve"> </w:t>
+      </w:r>
+      <w:r>
+        <w:rPr>
+          <w:bCs/>
+          <w:b/>
+        </w:rPr>
+        <w:t xml:space="preserve">pass</w:t>
+      </w:r>
+      <w:r>
+        <w:t xml:space="preserve"> </w:t>
+      </w:r>
+      <w:r>
+        <w:t xml:space="preserve">for the cross-geo model.</w:t>
+      </w:r>
+      <w:r>
+        <w:t xml:space="preserve"> </w:t>
+      </w:r>
+      <w:r>
+        <w:t xml:space="preserve">4. Negative control A:</w:t>
+      </w:r>
+      <w:r>
+        <w:t xml:space="preserve"> </w:t>
+      </w:r>
+      <w:r>
+        <w:rPr>
+          <w:rStyle w:val="VerbatimChar"/>
+        </w:rPr>
+        <w:t xml:space="preserve">cross-geo</w:t>
+      </w:r>
+      <w:r>
+        <w:t xml:space="preserve"> </w:t>
+      </w:r>
+      <w:r>
+        <w:t xml:space="preserve">with</w:t>
+      </w:r>
+      <w:r>
+        <w:t xml:space="preserve"> </w:t>
+      </w:r>
+      <w:r>
+        <w:rPr>
+          <w:rStyle w:val="VerbatimChar"/>
+        </w:rPr>
+        <w:t xml:space="preserve">DR == Prod</w:t>
+      </w:r>
+      <w:r>
+        <w:t xml:space="preserve"> </w:t>
+      </w:r>
+      <w:r>
+        <w:t xml:space="preserve">(DR not cross-geo) must</w:t>
+      </w:r>
+      <w:r>
+        <w:t xml:space="preserve"> </w:t>
+      </w:r>
+      <w:r>
+        <w:rPr>
+          <w:bCs/>
+          <w:b/>
+        </w:rPr>
+        <w:t xml:space="preserve">fail</w:t>
+      </w:r>
+      <w:r>
+        <w:t xml:space="preserve">.</w:t>
+      </w:r>
+      <w:r>
+        <w:t xml:space="preserve"> </w:t>
+      </w:r>
+      <w:r>
+        <w:t xml:space="preserve">5. Negative control B:</w:t>
+      </w:r>
+      <w:r>
+        <w:t xml:space="preserve"> </w:t>
+      </w:r>
+      <w:r>
+        <w:rPr>
+          <w:rStyle w:val="VerbatimChar"/>
+        </w:rPr>
+        <w:t xml:space="preserve">cross-geo</w:t>
+      </w:r>
+      <w:r>
+        <w:t xml:space="preserve"> </w:t>
+      </w:r>
+      <w:r>
+        <w:t xml:space="preserve">with</w:t>
+      </w:r>
+      <w:r>
+        <w:t xml:space="preserve"> </w:t>
+      </w:r>
+      <w:r>
+        <w:rPr>
+          <w:rStyle w:val="VerbatimChar"/>
+        </w:rPr>
+        <w:t xml:space="preserve">NonProd != Prod</w:t>
+      </w:r>
+      <w:r>
+        <w:t xml:space="preserve"> </w:t>
+      </w:r>
+      <w:r>
+        <w:t xml:space="preserve">(Prod/CVAL not co-located) must</w:t>
+      </w:r>
+      <w:r>
+        <w:t xml:space="preserve"> </w:t>
+      </w:r>
+      <w:r>
+        <w:rPr>
+          <w:bCs/>
+          <w:b/>
+        </w:rPr>
+        <w:t xml:space="preserve">fail</w:t>
+      </w:r>
+      <w:r>
+        <w:t xml:space="preserve">.</w:t>
       </w:r>
     </w:p>
     <w:p>
@@ -36252,7 +37055,37 @@
         <w:t xml:space="preserve"> </w:t>
       </w:r>
       <w:r>
-        <w:t xml:space="preserve">— All core-subscription VMs classified production irrespective of label; non-production placement in the core subscription is rejected (ENV-003).</w:t>
+        <w:t xml:space="preserve">— Cross-geo config validates cleanly and PF-09/PF-10 pass: Prod and CVAL co-locate in-geo (separate CRGs, ENV-003 — no capacity sharing) while DR is a distinct region cross-geo in Europe (DR-020 / PLC-010b). Both negative controls are correctly rejected. Confirms the Middle East cross-geo DR model end-to-end in the config/pre-flight logic (mirrors</w:t>
+      </w:r>
+      <w:r>
+        <w:t xml:space="preserve"> </w:t>
+      </w:r>
+      <w:r>
+        <w:rPr>
+          <w:rStyle w:val="VerbatimChar"/>
+        </w:rPr>
+        <w:t xml:space="preserve">test_region_model.py</w:t>
+      </w:r>
+      <w:r>
+        <w:t xml:space="preserve"> </w:t>
+      </w:r>
+      <w:r>
+        <w:t xml:space="preserve">cross-geo cases and</w:t>
+      </w:r>
+      <w:r>
+        <w:t xml:space="preserve"> </w:t>
+      </w:r>
+      <w:r>
+        <w:rPr>
+          <w:rStyle w:val="VerbatimChar"/>
+        </w:rPr>
+        <w:t xml:space="preserve">plc_010b_positive</w:t>
+      </w:r>
+      <w:r>
+        <w:t xml:space="preserve"> </w:t>
+      </w:r>
+      <w:r>
+        <w:t xml:space="preserve">in Group 9).</w:t>
       </w:r>
     </w:p>
     <w:p>
@@ -36337,7 +37170,73 @@
               <w:jc w:val="left"/>
             </w:pPr>
             <w:r>
-              <w:t xml:space="preserve">Classification results</w:t>
+              <w:t xml:space="preserve">Cross-geo validation result</w:t>
+            </w:r>
+          </w:p>
+        </w:tc>
+        <w:tc>
+          <w:tcPr/>
+          <w:p>
+            <w:pPr>
+              <w:pStyle w:val="Compact"/>
+            </w:pPr>
+          </w:p>
+        </w:tc>
+      </w:tr>
+      <w:tr>
+        <w:tc>
+          <w:tcPr/>
+          <w:p>
+            <w:pPr>
+              <w:pStyle w:val="Compact"/>
+              <w:jc w:val="left"/>
+            </w:pPr>
+            <w:r>
+              <w:t xml:space="preserve">PF-09 / PF-10 result</w:t>
+            </w:r>
+          </w:p>
+        </w:tc>
+        <w:tc>
+          <w:tcPr/>
+          <w:p>
+            <w:pPr>
+              <w:pStyle w:val="Compact"/>
+            </w:pPr>
+          </w:p>
+        </w:tc>
+      </w:tr>
+      <w:tr>
+        <w:tc>
+          <w:tcPr/>
+          <w:p>
+            <w:pPr>
+              <w:pStyle w:val="Compact"/>
+              <w:jc w:val="left"/>
+            </w:pPr>
+            <w:r>
+              <w:t xml:space="preserve">Negative control A (DR==Prod) result</w:t>
+            </w:r>
+          </w:p>
+        </w:tc>
+        <w:tc>
+          <w:tcPr/>
+          <w:p>
+            <w:pPr>
+              <w:pStyle w:val="Compact"/>
+            </w:pPr>
+          </w:p>
+        </w:tc>
+      </w:tr>
+      <w:tr>
+        <w:tc>
+          <w:tcPr/>
+          <w:p>
+            <w:pPr>
+              <w:pStyle w:val="Compact"/>
+              <w:jc w:val="left"/>
+            </w:pPr>
+            <w:r>
+              <w:t xml:space="preserve">Negative control B (NonProd!=Prod) result</w:t>
             </w:r>
           </w:p>
         </w:tc>
@@ -36374,13 +37273,13 @@
       </w:tr>
     </w:tbl>
     <w:bookmarkEnd w:id="225"/>
-    <w:bookmarkStart w:id="226" w:name="Xb896d55d613f8eef2a7744568109527254f638f"/>
+    <w:bookmarkStart w:id="226" w:name="X4ff074b287ee510daddb18abc56c7ddea2e1b77"/>
     <w:p>
       <w:pPr>
         <w:pStyle w:val="Heading3"/>
       </w:pPr>
       <w:r>
-        <w:t xml:space="preserve">POC-CAP-020-LIVE: Azure rejects AV-Set VM reservation association</w:t>
+        <w:t xml:space="preserve">POC-CAP-001a: Core subscription classified all-production</w:t>
       </w:r>
     </w:p>
     <w:tbl>
@@ -36443,7 +37342,7 @@
               <w:jc w:val="left"/>
             </w:pPr>
             <w:r>
-              <w:t xml:space="preserve">POC-CAP-020-LIVE (Azure-executed)</w:t>
+              <w:t xml:space="preserve">POC-CAP-001a (offline-logic)</w:t>
             </w:r>
           </w:p>
         </w:tc>
@@ -36469,7 +37368,7 @@
               <w:jc w:val="left"/>
             </w:pPr>
             <w:r>
-              <w:t xml:space="preserve">CAP-020 / HC-11</w:t>
+              <w:t xml:space="preserve">CAP-001a</w:t>
             </w:r>
           </w:p>
         </w:tc>
@@ -36495,7 +37394,23 @@
               <w:jc w:val="left"/>
             </w:pPr>
             <w:r>
-              <w:t xml:space="preserve">Confirm Azure itself rejects associating an Availability-Set VM with a Capacity Reservation, corroborating the offline eligibility gate.</w:t>
+              <w:t xml:space="preserve">Assert every VM in a core subscription is classified</w:t>
+            </w:r>
+            <w:r>
+              <w:t xml:space="preserve"> </w:t>
+            </w:r>
+            <w:r>
+              <w:rPr>
+                <w:bCs/>
+                <w:b/>
+              </w:rPr>
+              <w:t xml:space="preserve">production</w:t>
+            </w:r>
+            <w:r>
+              <w:t xml:space="preserve"> </w:t>
+            </w:r>
+            <w:r>
+              <w:t xml:space="preserve">for buffer/reservation/seed-matrix regardless of per-workload label.</w:t>
             </w:r>
           </w:p>
         </w:tc>
@@ -36521,7 +37436,7 @@
               <w:jc w:val="left"/>
             </w:pPr>
             <w:r>
-              <w:t xml:space="preserve">Phase 2 (requires engine / live Azure)</w:t>
+              <w:t xml:space="preserve">Phase 1 Pilot (logic)</w:t>
             </w:r>
           </w:p>
         </w:tc>
@@ -36547,7 +37462,7 @@
               <w:jc w:val="left"/>
             </w:pPr>
             <w:r>
-              <w:t xml:space="preserve">Provider CRG + reservation (POC-01/02); an AV-Set test VM</w:t>
+              <w:t xml:space="preserve">none (offline)</w:t>
             </w:r>
           </w:p>
         </w:tc>
@@ -36568,22 +37483,25 @@
         <w:t xml:space="preserve"> </w:t>
       </w:r>
       <w:r>
-        <w:t xml:space="preserve">1. Create a VM in an Availability Set.</w:t>
-      </w:r>
-      <w:r>
-        <w:t xml:space="preserve"> </w:t>
-      </w:r>
-      <w:r>
-        <w:t xml:space="preserve">2. Attempt to associate it with a Capacity Reservation (</w:t>
+        <w:t xml:space="preserve">1. Classify VMs in a core subscription carrying mixed workload labels via</w:t>
+      </w:r>
+      <w:r>
+        <w:t xml:space="preserve"> </w:t>
       </w:r>
       <w:r>
         <w:rPr>
           <w:rStyle w:val="VerbatimChar"/>
         </w:rPr>
-        <w:t xml:space="preserve">az vm update --capacity-reservation-group …</w:t>
-      </w:r>
-      <w:r>
-        <w:t xml:space="preserve">).</w:t>
+        <w:t xml:space="preserve">classify_for_buffer()</w:t>
+      </w:r>
+      <w:r>
+        <w:t xml:space="preserve">.</w:t>
+      </w:r>
+      <w:r>
+        <w:t xml:space="preserve"> </w:t>
+      </w:r>
+      <w:r>
+        <w:t xml:space="preserve">2. Assert all resolve to production buffer policy (C-2) and production reservation coverage (ENV-001).</w:t>
       </w:r>
     </w:p>
     <w:p>
@@ -36601,47 +37519,7 @@
         <w:t xml:space="preserve"> </w:t>
       </w:r>
       <w:r>
-        <w:t xml:space="preserve">— Azure returns an error (AV-Set/CR mutual exclusivity); the engine surfaces it as a CAP-020 non-eligible exception with CAP-021 remediation.</w:t>
-      </w:r>
-    </w:p>
-    <w:p>
-      <w:pPr>
-        <w:pStyle w:val="BodyText"/>
-      </w:pPr>
-      <w:r>
-        <w:rPr>
-          <w:bCs/>
-          <w:b/>
-        </w:rPr>
-        <w:t xml:space="preserve">Status:</w:t>
-      </w:r>
-      <w:r>
-        <w:t xml:space="preserve"> </w:t>
-      </w:r>
-      <w:r>
-        <w:rPr>
-          <w:bCs/>
-          <w:b/>
-        </w:rPr>
-        <w:t xml:space="preserve">BLOCKED</w:t>
-      </w:r>
-      <w:r>
-        <w:t xml:space="preserve"> </w:t>
-      </w:r>
-      <w:r>
-        <w:t xml:space="preserve">until engine / live Azure available (returns</w:t>
-      </w:r>
-      <w:r>
-        <w:t xml:space="preserve"> </w:t>
-      </w:r>
-      <w:r>
-        <w:rPr>
-          <w:rStyle w:val="VerbatimChar"/>
-        </w:rPr>
-        <w:t xml:space="preserve">blocked</w:t>
-      </w:r>
-      <w:r>
-        <w:t xml:space="preserve">, consistent with POC-18/19/20).</w:t>
+        <w:t xml:space="preserve">— All core-subscription VMs classified production irrespective of label; non-production placement in the core subscription is rejected (ENV-003).</w:t>
       </w:r>
     </w:p>
     <w:p>
@@ -36726,7 +37604,7 @@
               <w:jc w:val="left"/>
             </w:pPr>
             <w:r>
-              <w:t xml:space="preserve">Azure error code/message</w:t>
+              <w:t xml:space="preserve">Classification results</w:t>
             </w:r>
           </w:p>
         </w:tc>
@@ -36763,13 +37641,13 @@
       </w:tr>
     </w:tbl>
     <w:bookmarkEnd w:id="226"/>
-    <w:bookmarkStart w:id="227" w:name="g9-group-roll-up-sign-off"/>
+    <w:bookmarkStart w:id="227" w:name="Xb896d55d613f8eef2a7744568109527254f638f"/>
     <w:p>
       <w:pPr>
         <w:pStyle w:val="Heading3"/>
       </w:pPr>
       <w:r>
-        <w:t xml:space="preserve">G9 group roll-up sign-off</w:t>
+        <w:t xml:space="preserve">POC-CAP-020-LIVE: Azure rejects AV-Set VM reservation association</w:t>
       </w:r>
     </w:p>
     <w:tbl>
@@ -36794,6 +37672,395 @@
               <w:jc w:val="left"/>
             </w:pPr>
             <w:r>
+              <w:t xml:space="preserve">Attribute</w:t>
+            </w:r>
+          </w:p>
+        </w:tc>
+        <w:tc>
+          <w:tcPr/>
+          <w:p>
+            <w:pPr>
+              <w:pStyle w:val="Compact"/>
+              <w:jc w:val="left"/>
+            </w:pPr>
+            <w:r>
+              <w:t xml:space="preserve">Value</w:t>
+            </w:r>
+          </w:p>
+        </w:tc>
+      </w:tr>
+      <w:tr>
+        <w:tc>
+          <w:tcPr/>
+          <w:p>
+            <w:pPr>
+              <w:pStyle w:val="Compact"/>
+              <w:jc w:val="left"/>
+            </w:pPr>
+            <w:r>
+              <w:t xml:space="preserve">POC ID</w:t>
+            </w:r>
+          </w:p>
+        </w:tc>
+        <w:tc>
+          <w:tcPr/>
+          <w:p>
+            <w:pPr>
+              <w:pStyle w:val="Compact"/>
+              <w:jc w:val="left"/>
+            </w:pPr>
+            <w:r>
+              <w:t xml:space="preserve">POC-CAP-020-LIVE (Azure-executed)</w:t>
+            </w:r>
+          </w:p>
+        </w:tc>
+      </w:tr>
+      <w:tr>
+        <w:tc>
+          <w:tcPr/>
+          <w:p>
+            <w:pPr>
+              <w:pStyle w:val="Compact"/>
+              <w:jc w:val="left"/>
+            </w:pPr>
+            <w:r>
+              <w:t xml:space="preserve">Requirement</w:t>
+            </w:r>
+          </w:p>
+        </w:tc>
+        <w:tc>
+          <w:tcPr/>
+          <w:p>
+            <w:pPr>
+              <w:pStyle w:val="Compact"/>
+              <w:jc w:val="left"/>
+            </w:pPr>
+            <w:r>
+              <w:t xml:space="preserve">CAP-020 / HC-11</w:t>
+            </w:r>
+          </w:p>
+        </w:tc>
+      </w:tr>
+      <w:tr>
+        <w:tc>
+          <w:tcPr/>
+          <w:p>
+            <w:pPr>
+              <w:pStyle w:val="Compact"/>
+              <w:jc w:val="left"/>
+            </w:pPr>
+            <w:r>
+              <w:t xml:space="preserve">Objective</w:t>
+            </w:r>
+          </w:p>
+        </w:tc>
+        <w:tc>
+          <w:tcPr/>
+          <w:p>
+            <w:pPr>
+              <w:pStyle w:val="Compact"/>
+              <w:jc w:val="left"/>
+            </w:pPr>
+            <w:r>
+              <w:t xml:space="preserve">Confirm Azure itself rejects associating an Availability-Set VM with a Capacity Reservation, corroborating the offline eligibility gate.</w:t>
+            </w:r>
+          </w:p>
+        </w:tc>
+      </w:tr>
+      <w:tr>
+        <w:tc>
+          <w:tcPr/>
+          <w:p>
+            <w:pPr>
+              <w:pStyle w:val="Compact"/>
+              <w:jc w:val="left"/>
+            </w:pPr>
+            <w:r>
+              <w:t xml:space="preserve">Phase Gate</w:t>
+            </w:r>
+          </w:p>
+        </w:tc>
+        <w:tc>
+          <w:tcPr/>
+          <w:p>
+            <w:pPr>
+              <w:pStyle w:val="Compact"/>
+              <w:jc w:val="left"/>
+            </w:pPr>
+            <w:r>
+              <w:t xml:space="preserve">Phase 2 (requires engine / live Azure)</w:t>
+            </w:r>
+          </w:p>
+        </w:tc>
+      </w:tr>
+      <w:tr>
+        <w:tc>
+          <w:tcPr/>
+          <w:p>
+            <w:pPr>
+              <w:pStyle w:val="Compact"/>
+              <w:jc w:val="left"/>
+            </w:pPr>
+            <w:r>
+              <w:t xml:space="preserve">Prerequisites</w:t>
+            </w:r>
+          </w:p>
+        </w:tc>
+        <w:tc>
+          <w:tcPr/>
+          <w:p>
+            <w:pPr>
+              <w:pStyle w:val="Compact"/>
+              <w:jc w:val="left"/>
+            </w:pPr>
+            <w:r>
+              <w:t xml:space="preserve">Provider CRG + reservation (POC-01/02); an AV-Set test VM</w:t>
+            </w:r>
+          </w:p>
+        </w:tc>
+      </w:tr>
+    </w:tbl>
+    <w:p>
+      <w:pPr>
+        <w:pStyle w:val="BodyText"/>
+      </w:pPr>
+      <w:r>
+        <w:rPr>
+          <w:bCs/>
+          <w:b/>
+        </w:rPr>
+        <w:t xml:space="preserve">Test steps</w:t>
+      </w:r>
+      <w:r>
+        <w:t xml:space="preserve"> </w:t>
+      </w:r>
+      <w:r>
+        <w:t xml:space="preserve">1. Create a VM in an Availability Set.</w:t>
+      </w:r>
+      <w:r>
+        <w:t xml:space="preserve"> </w:t>
+      </w:r>
+      <w:r>
+        <w:t xml:space="preserve">2. Attempt to associate it with a Capacity Reservation (</w:t>
+      </w:r>
+      <w:r>
+        <w:rPr>
+          <w:rStyle w:val="VerbatimChar"/>
+        </w:rPr>
+        <w:t xml:space="preserve">az vm update --capacity-reservation-group …</w:t>
+      </w:r>
+      <w:r>
+        <w:t xml:space="preserve">).</w:t>
+      </w:r>
+    </w:p>
+    <w:p>
+      <w:pPr>
+        <w:pStyle w:val="BodyText"/>
+      </w:pPr>
+      <w:r>
+        <w:rPr>
+          <w:bCs/>
+          <w:b/>
+        </w:rPr>
+        <w:t xml:space="preserve">Expected result</w:t>
+      </w:r>
+      <w:r>
+        <w:t xml:space="preserve"> </w:t>
+      </w:r>
+      <w:r>
+        <w:t xml:space="preserve">— Azure returns an error (AV-Set/CR mutual exclusivity); the engine surfaces it as a CAP-020 non-eligible exception with CAP-021 remediation.</w:t>
+      </w:r>
+    </w:p>
+    <w:p>
+      <w:pPr>
+        <w:pStyle w:val="BodyText"/>
+      </w:pPr>
+      <w:r>
+        <w:rPr>
+          <w:bCs/>
+          <w:b/>
+        </w:rPr>
+        <w:t xml:space="preserve">Status:</w:t>
+      </w:r>
+      <w:r>
+        <w:t xml:space="preserve"> </w:t>
+      </w:r>
+      <w:r>
+        <w:rPr>
+          <w:bCs/>
+          <w:b/>
+        </w:rPr>
+        <w:t xml:space="preserve">BLOCKED</w:t>
+      </w:r>
+      <w:r>
+        <w:t xml:space="preserve"> </w:t>
+      </w:r>
+      <w:r>
+        <w:t xml:space="preserve">until engine / live Azure available (returns</w:t>
+      </w:r>
+      <w:r>
+        <w:t xml:space="preserve"> </w:t>
+      </w:r>
+      <w:r>
+        <w:rPr>
+          <w:rStyle w:val="VerbatimChar"/>
+        </w:rPr>
+        <w:t xml:space="preserve">blocked</w:t>
+      </w:r>
+      <w:r>
+        <w:t xml:space="preserve">, consistent with POC-18/19/20).</w:t>
+      </w:r>
+    </w:p>
+    <w:p>
+      <w:pPr>
+        <w:pStyle w:val="BodyText"/>
+      </w:pPr>
+      <w:r>
+        <w:rPr>
+          <w:bCs/>
+          <w:b/>
+        </w:rPr>
+        <w:t xml:space="preserve">Result capture</w:t>
+      </w:r>
+    </w:p>
+    <w:tbl>
+      <w:tblPr>
+        <w:tblStyle w:val="Table"/>
+        <w:tblW w:type="auto" w:w="0"/>
+        <w:tblLook w:firstRow="1" w:lastRow="0" w:firstColumn="0" w:lastColumn="0" w:noHBand="0" w:noVBand="0" w:val="0020"/>
+      </w:tblPr>
+      <w:tblGrid>
+        <w:gridCol w:w="3960"/>
+        <w:gridCol w:w="3960"/>
+      </w:tblGrid>
+      <w:tr>
+        <w:trPr>
+          <w:tblHeader w:val="true"/>
+        </w:trPr>
+        <w:tc>
+          <w:tcPr/>
+          <w:p>
+            <w:pPr>
+              <w:pStyle w:val="Compact"/>
+              <w:jc w:val="left"/>
+            </w:pPr>
+            <w:r>
+              <w:t xml:space="preserve">Field</w:t>
+            </w:r>
+          </w:p>
+        </w:tc>
+        <w:tc>
+          <w:tcPr/>
+          <w:p>
+            <w:pPr>
+              <w:pStyle w:val="Compact"/>
+              <w:jc w:val="left"/>
+            </w:pPr>
+            <w:r>
+              <w:t xml:space="preserve">Value</w:t>
+            </w:r>
+          </w:p>
+        </w:tc>
+      </w:tr>
+      <w:tr>
+        <w:tc>
+          <w:tcPr/>
+          <w:p>
+            <w:pPr>
+              <w:pStyle w:val="Compact"/>
+              <w:jc w:val="left"/>
+            </w:pPr>
+            <w:r>
+              <w:t xml:space="preserve">Executed by / date</w:t>
+            </w:r>
+          </w:p>
+        </w:tc>
+        <w:tc>
+          <w:tcPr/>
+          <w:p>
+            <w:pPr>
+              <w:pStyle w:val="Compact"/>
+            </w:pPr>
+          </w:p>
+        </w:tc>
+      </w:tr>
+      <w:tr>
+        <w:tc>
+          <w:tcPr/>
+          <w:p>
+            <w:pPr>
+              <w:pStyle w:val="Compact"/>
+              <w:jc w:val="left"/>
+            </w:pPr>
+            <w:r>
+              <w:t xml:space="preserve">Azure error code/message</w:t>
+            </w:r>
+          </w:p>
+        </w:tc>
+        <w:tc>
+          <w:tcPr/>
+          <w:p>
+            <w:pPr>
+              <w:pStyle w:val="Compact"/>
+            </w:pPr>
+          </w:p>
+        </w:tc>
+      </w:tr>
+      <w:tr>
+        <w:tc>
+          <w:tcPr/>
+          <w:p>
+            <w:pPr>
+              <w:pStyle w:val="Compact"/>
+              <w:jc w:val="left"/>
+            </w:pPr>
+            <w:r>
+              <w:t xml:space="preserve">Status (Pass/Fail/Blocked)</w:t>
+            </w:r>
+          </w:p>
+        </w:tc>
+        <w:tc>
+          <w:tcPr/>
+          <w:p>
+            <w:pPr>
+              <w:pStyle w:val="Compact"/>
+            </w:pPr>
+          </w:p>
+        </w:tc>
+      </w:tr>
+    </w:tbl>
+    <w:bookmarkEnd w:id="227"/>
+    <w:bookmarkStart w:id="228" w:name="g9-group-roll-up-sign-off"/>
+    <w:p>
+      <w:pPr>
+        <w:pStyle w:val="Heading3"/>
+      </w:pPr>
+      <w:r>
+        <w:t xml:space="preserve">G9 group roll-up sign-off</w:t>
+      </w:r>
+    </w:p>
+    <w:tbl>
+      <w:tblPr>
+        <w:tblStyle w:val="Table"/>
+        <w:tblW w:type="pct" w:w="5000"/>
+        <w:tblLook w:firstRow="1" w:lastRow="0" w:firstColumn="0" w:lastColumn="0" w:noHBand="0" w:noVBand="0" w:val="0020"/>
+      </w:tblPr>
+      <w:tblGrid>
+        <w:gridCol w:w="3960"/>
+        <w:gridCol w:w="3960"/>
+      </w:tblGrid>
+      <w:tr>
+        <w:trPr>
+          <w:tblHeader w:val="true"/>
+        </w:trPr>
+        <w:tc>
+          <w:tcPr/>
+          <w:p>
+            <w:pPr>
+              <w:pStyle w:val="Compact"/>
+              <w:jc w:val="left"/>
+            </w:pPr>
+            <w:r>
               <w:t xml:space="preserve">Field</w:t>
             </w:r>
           </w:p>
@@ -36885,9 +38152,9 @@
         </w:pict>
       </w:r>
     </w:p>
-    <w:bookmarkEnd w:id="227"/>
     <w:bookmarkEnd w:id="228"/>
-    <w:bookmarkStart w:id="233" w:name="X0d390067a8033b13292d0acbb5b1b7b2af2b365"/>
+    <w:bookmarkEnd w:id="229"/>
+    <w:bookmarkStart w:id="234" w:name="X0d390067a8033b13292d0acbb5b1b7b2af2b365"/>
     <w:p>
       <w:pPr>
         <w:pStyle w:val="Heading2"/>
@@ -37192,7 +38459,7 @@
         <w:t xml:space="preserve">Group contains 3 POC entries (2 offline-logic + 1 LIVE).</w:t>
       </w:r>
     </w:p>
-    <w:bookmarkStart w:id="229" w:name="Xdca268b30bac2f356523aa1e93baf8ce166eb4d"/>
+    <w:bookmarkStart w:id="230" w:name="Xdca268b30bac2f356523aa1e93baf8ce166eb4d"/>
     <w:p>
       <w:pPr>
         <w:pStyle w:val="Heading3"/>
@@ -38189,8 +39456,8 @@
         </w:tc>
       </w:tr>
     </w:tbl>
-    <w:bookmarkEnd w:id="229"/>
-    <w:bookmarkStart w:id="230" w:name="X4a388a346f6be962d774ba4d945c433fd4aaa61"/>
+    <w:bookmarkEnd w:id="230"/>
+    <w:bookmarkStart w:id="231" w:name="X4a388a346f6be962d774ba4d945c433fd4aaa61"/>
     <w:p>
       <w:pPr>
         <w:pStyle w:val="Heading3"/>
@@ -38566,8 +39833,8 @@
         </w:tc>
       </w:tr>
     </w:tbl>
-    <w:bookmarkEnd w:id="230"/>
-    <w:bookmarkStart w:id="231" w:name="X78d95012adebda017062d4da245f98add6f5aab"/>
+    <w:bookmarkEnd w:id="231"/>
+    <w:bookmarkStart w:id="232" w:name="X78d95012adebda017062d4da245f98add6f5aab"/>
     <w:p>
       <w:pPr>
         <w:pStyle w:val="Heading3"/>
@@ -38910,8 +40177,8 @@
         </w:tc>
       </w:tr>
     </w:tbl>
-    <w:bookmarkEnd w:id="231"/>
-    <w:bookmarkStart w:id="232" w:name="g10-group-roll-up-sign-off"/>
+    <w:bookmarkEnd w:id="232"/>
+    <w:bookmarkStart w:id="233" w:name="g10-group-roll-up-sign-off"/>
     <w:p>
       <w:pPr>
         <w:pStyle w:val="Heading3"/>
@@ -39055,9 +40322,9 @@
         </w:pict>
       </w:r>
     </w:p>
-    <w:bookmarkEnd w:id="232"/>
     <w:bookmarkEnd w:id="233"/>
-    <w:bookmarkStart w:id="238" w:name="Xeabf1989d1dea9f8cf9c4a5eca35a7bb9c6e5b0"/>
+    <w:bookmarkEnd w:id="234"/>
+    <w:bookmarkStart w:id="239" w:name="Xeabf1989d1dea9f8cf9c4a5eca35a7bb9c6e5b0"/>
     <w:p>
       <w:pPr>
         <w:pStyle w:val="Heading2"/>
@@ -39436,7 +40703,7 @@
         <w:t xml:space="preserve">Group contains 3 POC entries (2 offline-logic + 1 LIVE).</w:t>
       </w:r>
     </w:p>
-    <w:bookmarkStart w:id="234" w:name="Xcba8ca28cca6590d17b0b05fbe439c47c37f87a"/>
+    <w:bookmarkStart w:id="235" w:name="Xcba8ca28cca6590d17b0b05fbe439c47c37f87a"/>
     <w:p>
       <w:pPr>
         <w:pStyle w:val="Heading3"/>
@@ -39873,8 +41140,8 @@
         </w:tc>
       </w:tr>
     </w:tbl>
-    <w:bookmarkEnd w:id="234"/>
-    <w:bookmarkStart w:id="235" w:name="Xf53340f9ff28437b3b881d8e5b9c5e57cd97833"/>
+    <w:bookmarkEnd w:id="235"/>
+    <w:bookmarkStart w:id="236" w:name="Xf53340f9ff28437b3b881d8e5b9c5e57cd97833"/>
     <w:p>
       <w:pPr>
         <w:pStyle w:val="Heading3"/>
@@ -40303,8 +41570,8 @@
         </w:tc>
       </w:tr>
     </w:tbl>
-    <w:bookmarkEnd w:id="235"/>
-    <w:bookmarkStart w:id="236" w:name="Xa54b5d88585281b77a6effe495940a29a8a63c1"/>
+    <w:bookmarkEnd w:id="236"/>
+    <w:bookmarkStart w:id="237" w:name="Xa54b5d88585281b77a6effe495940a29a8a63c1"/>
     <w:p>
       <w:pPr>
         <w:pStyle w:val="Heading3"/>
@@ -40669,8 +41936,8 @@
         </w:tc>
       </w:tr>
     </w:tbl>
-    <w:bookmarkEnd w:id="236"/>
-    <w:bookmarkStart w:id="237" w:name="g11-group-roll-up-sign-off"/>
+    <w:bookmarkEnd w:id="237"/>
+    <w:bookmarkStart w:id="238" w:name="g11-group-roll-up-sign-off"/>
     <w:p>
       <w:pPr>
         <w:pStyle w:val="Heading3"/>
@@ -40792,9 +42059,9 @@
         </w:pict>
       </w:r>
     </w:p>
-    <w:bookmarkEnd w:id="237"/>
     <w:bookmarkEnd w:id="238"/>
-    <w:bookmarkStart w:id="243" w:name="X778e71c6e34009c8ac67b3d5c4e511efd5421da"/>
+    <w:bookmarkEnd w:id="239"/>
+    <w:bookmarkStart w:id="244" w:name="X778e71c6e34009c8ac67b3d5c4e511efd5421da"/>
     <w:p>
       <w:pPr>
         <w:pStyle w:val="Heading2"/>
@@ -41203,7 +42470,7 @@
         <w:t xml:space="preserve">Group contains 3 POC entries (2 offline-logic + 1 LIVE).</w:t>
       </w:r>
     </w:p>
-    <w:bookmarkStart w:id="239" w:name="X6c469b5230e06e4570244cf1a2001844764d80e"/>
+    <w:bookmarkStart w:id="240" w:name="X6c469b5230e06e4570244cf1a2001844764d80e"/>
     <w:p>
       <w:pPr>
         <w:pStyle w:val="Heading3"/>
@@ -41569,8 +42836,8 @@
         </w:tc>
       </w:tr>
     </w:tbl>
-    <w:bookmarkEnd w:id="239"/>
-    <w:bookmarkStart w:id="240" w:name="X78e918e2c80d046276589ad414a85572918d7c8"/>
+    <w:bookmarkEnd w:id="240"/>
+    <w:bookmarkStart w:id="241" w:name="X78e918e2c80d046276589ad414a85572918d7c8"/>
     <w:p>
       <w:pPr>
         <w:pStyle w:val="Heading3"/>
@@ -41996,8 +43263,8 @@
         </w:tc>
       </w:tr>
     </w:tbl>
-    <w:bookmarkEnd w:id="240"/>
-    <w:bookmarkStart w:id="241" w:name="Xf43b577a5d30910d94bcb92adb3672ab31012f6"/>
+    <w:bookmarkEnd w:id="241"/>
+    <w:bookmarkStart w:id="242" w:name="Xf43b577a5d30910d94bcb92adb3672ab31012f6"/>
     <w:p>
       <w:pPr>
         <w:pStyle w:val="Heading3"/>
@@ -42340,8 +43607,8 @@
         </w:tc>
       </w:tr>
     </w:tbl>
-    <w:bookmarkEnd w:id="241"/>
-    <w:bookmarkStart w:id="242" w:name="g12-group-roll-up-sign-off"/>
+    <w:bookmarkEnd w:id="242"/>
+    <w:bookmarkStart w:id="243" w:name="g12-group-roll-up-sign-off"/>
     <w:p>
       <w:pPr>
         <w:pStyle w:val="Heading3"/>
@@ -42463,10 +43730,10 @@
         </w:pict>
       </w:r>
     </w:p>
-    <w:bookmarkEnd w:id="242"/>
     <w:bookmarkEnd w:id="243"/>
     <w:bookmarkEnd w:id="244"/>
-    <w:bookmarkStart w:id="245" w:name="test-progress-tracker"/>
+    <w:bookmarkEnd w:id="245"/>
+    <w:bookmarkStart w:id="246" w:name="test-progress-tracker"/>
     <w:p>
       <w:pPr>
         <w:pStyle w:val="Heading1"/>
@@ -46863,8 +48130,8 @@
         </w:tc>
       </w:tr>
     </w:tbl>
-    <w:bookmarkEnd w:id="245"/>
-    <w:bookmarkStart w:id="251" w:name="phase-gate-sign-off-checklist"/>
+    <w:bookmarkEnd w:id="246"/>
+    <w:bookmarkStart w:id="252" w:name="phase-gate-sign-off-checklist"/>
     <w:p>
       <w:pPr>
         <w:pStyle w:val="Heading1"/>
@@ -46881,7 +48148,7 @@
         <w:t xml:space="preserve">Phase gates are cumulative. Phase 2 cannot open until Phase 1 is fully signed. Production cannot open until Phase 2 is fully signed and residual Critical/High risks are accepted.</w:t>
       </w:r>
     </w:p>
-    <w:bookmarkStart w:id="246" w:name="phase-1-pilot-gate"/>
+    <w:bookmarkStart w:id="247" w:name="phase-1-pilot-gate"/>
     <w:p>
       <w:pPr>
         <w:pStyle w:val="Heading2"/>
@@ -47426,16 +48693,46 @@
               <w:t xml:space="preserve"> </w:t>
             </w:r>
             <w:r>
-              <w:t xml:space="preserve">(three-region distinct; two-region CVAL/DR co-location; Middle East</w:t>
-            </w:r>
-            <w:r>
+              <w:t xml:space="preserve">(three-region distinct; two-region CVAL/DR co-location;</w:t>
+            </w:r>
+            <w:r>
+              <w:t xml:space="preserve"> </w:t>
+            </w:r>
+            <w:r>
+              <w:rPr>
+                <w:bCs/>
+                <w:b/>
+              </w:rPr>
+              <w:t xml:space="preserve">[Amended v2.4] Middle East</w:t>
+            </w:r>
+            <w:r>
+              <w:rPr>
+                <w:bCs/>
+                <w:b/>
+              </w:rPr>
               <w:t xml:space="preserve"> </w:t>
             </w:r>
             <w:r>
               <w:rPr>
                 <w:rStyle w:val="VerbatimChar"/>
+                <w:bCs/>
+                <w:b/>
               </w:rPr>
-              <w:t xml:space="preserve">DR_NOT_OFFERED</w:t>
+              <w:t xml:space="preserve">cross-geo</w:t>
+            </w:r>
+            <w:r>
+              <w:rPr>
+                <w:bCs/>
+                <w:b/>
+              </w:rPr>
+              <w:t xml:space="preserve"> </w:t>
+            </w:r>
+            <w:r>
+              <w:rPr>
+                <w:bCs/>
+                <w:b/>
+              </w:rPr>
+              <w:t xml:space="preserve">— Prod+CVAL co-located in-geo, DR cross-geo in Europe, DR-020/PLC-010b</w:t>
             </w:r>
             <w:r>
               <w:t xml:space="preserve">)</w:t>
@@ -47450,7 +48747,7 @@
               <w:jc w:val="left"/>
             </w:pPr>
             <w:r>
-              <w:t xml:space="preserve">PF-09, PF-10, POC-PLC-010a</w:t>
+              <w:t xml:space="preserve">PF-09, PF-10, POC-PLC-010a, POC-PLC-010b</w:t>
             </w:r>
           </w:p>
         </w:tc>
@@ -47496,7 +48793,17 @@
               <w:jc w:val="left"/>
             </w:pPr>
             <w:r>
-              <w:t xml:space="preserve">v2.4 reservation-model offline logic passes (G9–G12: CAP-020/021/001a, PLC-010a/011, CAP-022/023/024, OPS-006)</w:t>
+              <w:t xml:space="preserve">v2.4 reservation-model offline logic passes (G9–G12: CAP-020/021/001a, PLC-010a/</w:t>
+            </w:r>
+            <w:r>
+              <w:rPr>
+                <w:bCs/>
+                <w:b/>
+              </w:rPr>
+              <w:t xml:space="preserve">010b</w:t>
+            </w:r>
+            <w:r>
+              <w:t xml:space="preserve">/011, CAP-022/023/024, OPS-006)</w:t>
             </w:r>
           </w:p>
         </w:tc>
@@ -47517,7 +48824,32 @@
               <w:t xml:space="preserve"> </w:t>
             </w:r>
             <w:r>
-              <w:t xml:space="preserve">+ POC-CAP-020/021/001a, POC-PLC-010a/011, POC-CAP-022/023/024, POC-OPS-006</w:t>
+              <w:t xml:space="preserve">+</w:t>
+            </w:r>
+            <w:r>
+              <w:t xml:space="preserve"> </w:t>
+            </w:r>
+            <w:r>
+              <w:rPr>
+                <w:rStyle w:val="VerbatimChar"/>
+              </w:rPr>
+              <w:t xml:space="preserve">python test_region_model.py</w:t>
+            </w:r>
+            <w:r>
+              <w:t xml:space="preserve"> </w:t>
+            </w:r>
+            <w:r>
+              <w:t xml:space="preserve">+ POC-CAP-020/021/001a, POC-PLC-010a/</w:t>
+            </w:r>
+            <w:r>
+              <w:rPr>
+                <w:bCs/>
+                <w:b/>
+              </w:rPr>
+              <w:t xml:space="preserve">010b</w:t>
+            </w:r>
+            <w:r>
+              <w:t xml:space="preserve">/011, POC-CAP-022/023/024, POC-OPS-006</w:t>
             </w:r>
           </w:p>
         </w:tc>
@@ -47671,8 +49003,8 @@
         </w:tc>
       </w:tr>
     </w:tbl>
-    <w:bookmarkEnd w:id="246"/>
-    <w:bookmarkStart w:id="247" w:name="phase-2-controlled-automation-gate"/>
+    <w:bookmarkEnd w:id="247"/>
+    <w:bookmarkStart w:id="248" w:name="phase-2-controlled-automation-gate"/>
     <w:p>
       <w:pPr>
         <w:pStyle w:val="Heading2"/>
@@ -48252,8 +49584,8 @@
         </w:tc>
       </w:tr>
     </w:tbl>
-    <w:bookmarkEnd w:id="247"/>
-    <w:bookmarkStart w:id="248" w:name="production-gate"/>
+    <w:bookmarkEnd w:id="248"/>
+    <w:bookmarkStart w:id="249" w:name="production-gate"/>
     <w:p>
       <w:pPr>
         <w:pStyle w:val="Heading2"/>
@@ -48775,8 +50107,8 @@
         </w:tc>
       </w:tr>
     </w:tbl>
-    <w:bookmarkEnd w:id="248"/>
-    <w:bookmarkStart w:id="249" w:name="Xd9d809fb8403e2d00f4a0fdb0d22b0edf3ddb8b"/>
+    <w:bookmarkEnd w:id="249"/>
+    <w:bookmarkStart w:id="250" w:name="Xd9d809fb8403e2d00f4a0fdb0d22b0edf3ddb8b"/>
     <w:p>
       <w:pPr>
         <w:pStyle w:val="Heading2"/>
@@ -49367,8 +50699,8 @@
         </w:tc>
       </w:tr>
     </w:tbl>
-    <w:bookmarkEnd w:id="249"/>
-    <w:bookmarkStart w:id="250" w:name="Xcf211a52ba38e03403658d80e30a6f0de904d1b"/>
+    <w:bookmarkEnd w:id="250"/>
+    <w:bookmarkStart w:id="251" w:name="Xcf211a52ba38e03403658d80e30a6f0de904d1b"/>
     <w:p>
       <w:pPr>
         <w:pStyle w:val="Heading2"/>
@@ -50235,9 +51567,9 @@
         <w:t xml:space="preserve">Unacceptable without separate board authorization: autonomous Tier 3 VM disassociation; any automated Tier 3 VMSS operation; DR activation without authoritative engine state machine; treating preview or POC behaviour as a Microsoft commitment; using stale ARG data for destructive actions.</w:t>
       </w:r>
     </w:p>
-    <w:bookmarkEnd w:id="250"/>
     <w:bookmarkEnd w:id="251"/>
-    <w:bookmarkStart w:id="252" w:name="issue-and-blocker-log"/>
+    <w:bookmarkEnd w:id="252"/>
+    <w:bookmarkStart w:id="253" w:name="issue-and-blocker-log"/>
     <w:p>
       <w:pPr>
         <w:pStyle w:val="Heading1"/>
@@ -51437,8 +52769,8 @@
         </w:tc>
       </w:tr>
     </w:tbl>
-    <w:bookmarkEnd w:id="252"/>
-    <w:bookmarkStart w:id="253" w:name="assumptions-being-validated"/>
+    <w:bookmarkEnd w:id="253"/>
+    <w:bookmarkStart w:id="254" w:name="assumptions-being-validated"/>
     <w:p>
       <w:pPr>
         <w:pStyle w:val="Heading1"/>
@@ -52714,8 +54046,8 @@
         </w:tc>
       </w:tr>
     </w:tbl>
-    <w:bookmarkEnd w:id="253"/>
-    <w:bookmarkStart w:id="265" w:name="appendix-a-azure-cli-quick-reference"/>
+    <w:bookmarkEnd w:id="254"/>
+    <w:bookmarkStart w:id="266" w:name="appendix-a-azure-cli-quick-reference"/>
     <w:p>
       <w:pPr>
         <w:pStyle w:val="Heading1"/>
@@ -52732,7 +54064,7 @@
         <w:t xml:space="preserve">One-page operational cheat sheet. Prefer the exact commands embedded in each POC when versions differ.</w:t>
       </w:r>
     </w:p>
-    <w:bookmarkStart w:id="254" w:name="login-and-subscription"/>
+    <w:bookmarkStart w:id="255" w:name="login-and-subscription"/>
     <w:p>
       <w:pPr>
         <w:pStyle w:val="Heading2"/>
@@ -52773,8 +54105,8 @@
         <w:t xml:space="preserve">az account show –query id -o tsv</w:t>
       </w:r>
     </w:p>
-    <w:bookmarkEnd w:id="254"/>
-    <w:bookmarkStart w:id="255" w:name="resource-provider-check"/>
+    <w:bookmarkEnd w:id="255"/>
+    <w:bookmarkStart w:id="256" w:name="resource-provider-check"/>
     <w:p>
       <w:pPr>
         <w:pStyle w:val="Heading2"/>
@@ -52815,8 +54147,8 @@
         <w:t xml:space="preserve">az provider register –namespace Microsoft.Quota</w:t>
       </w:r>
     </w:p>
-    <w:bookmarkEnd w:id="255"/>
-    <w:bookmarkStart w:id="256" w:name="crg-commands"/>
+    <w:bookmarkEnd w:id="256"/>
+    <w:bookmarkStart w:id="257" w:name="crg-commands"/>
     <w:p>
       <w:pPr>
         <w:pStyle w:val="Heading2"/>
@@ -52857,8 +54189,8 @@
         <w:t xml:space="preserve">az capacity reservation group delete –resource-group &lt;RG&gt; –name &lt;CRG_NAME&gt; –yes</w:t>
       </w:r>
     </w:p>
-    <w:bookmarkEnd w:id="256"/>
-    <w:bookmarkStart w:id="257" w:name="capacity-reservation-commands"/>
+    <w:bookmarkEnd w:id="257"/>
+    <w:bookmarkStart w:id="258" w:name="capacity-reservation-commands"/>
     <w:p>
       <w:pPr>
         <w:pStyle w:val="Heading2"/>
@@ -52907,8 +54239,8 @@
         <w:t xml:space="preserve">az capacity reservation delete –resource-group &lt;RG&gt; –capacity-reservation-group &lt;CRG_NAME&gt; –name &lt;CR_NAME&gt; –yes</w:t>
       </w:r>
     </w:p>
-    <w:bookmarkEnd w:id="257"/>
-    <w:bookmarkStart w:id="258" w:name="vm-associate-disassociate"/>
+    <w:bookmarkEnd w:id="258"/>
+    <w:bookmarkStart w:id="259" w:name="vm-associate-disassociate"/>
     <w:p>
       <w:pPr>
         <w:pStyle w:val="Heading2"/>
@@ -52949,8 +54281,8 @@
         <w:t xml:space="preserve">az vm update –resource-group &lt;RG&gt; –name &lt;VM&gt; –set capacityReservation.capacityReservationGroup=null</w:t>
       </w:r>
     </w:p>
-    <w:bookmarkEnd w:id="258"/>
-    <w:bookmarkStart w:id="259" w:name="sharing-profile-rest"/>
+    <w:bookmarkEnd w:id="259"/>
+    <w:bookmarkStart w:id="260" w:name="sharing-profile-rest"/>
     <w:p>
       <w:pPr>
         <w:pStyle w:val="Heading2"/>
@@ -53083,8 +54415,8 @@
         <w:t xml:space="preserve">–query properties.sharingProfile</w:t>
       </w:r>
     </w:p>
-    <w:bookmarkEnd w:id="259"/>
-    <w:bookmarkStart w:id="260" w:name="zone-mapping"/>
+    <w:bookmarkEnd w:id="260"/>
+    <w:bookmarkStart w:id="261" w:name="zone-mapping"/>
     <w:p>
       <w:pPr>
         <w:pStyle w:val="Heading2"/>
@@ -53143,8 +54475,8 @@
         <w:t xml:space="preserve">”</w:t>
       </w:r>
     </w:p>
-    <w:bookmarkEnd w:id="260"/>
-    <w:bookmarkStart w:id="261" w:name="arg-query"/>
+    <w:bookmarkEnd w:id="261"/>
+    <w:bookmarkStart w:id="262" w:name="arg-query"/>
     <w:p>
       <w:pPr>
         <w:pStyle w:val="Heading2"/>
@@ -53197,8 +54529,8 @@
         <w:t xml:space="preserve">-o json</w:t>
       </w:r>
     </w:p>
-    <w:bookmarkEnd w:id="261"/>
-    <w:bookmarkStart w:id="262" w:name="quota-check"/>
+    <w:bookmarkEnd w:id="262"/>
+    <w:bookmarkStart w:id="263" w:name="quota-check"/>
     <w:p>
       <w:pPr>
         <w:pStyle w:val="Heading2"/>
@@ -53235,8 +54567,8 @@
         <w:t xml:space="preserve">’</w:t>
       </w:r>
     </w:p>
-    <w:bookmarkEnd w:id="262"/>
-    <w:bookmarkStart w:id="263" w:name="throttle-headers"/>
+    <w:bookmarkEnd w:id="263"/>
+    <w:bookmarkStart w:id="264" w:name="throttle-headers"/>
     <w:p>
       <w:pPr>
         <w:pStyle w:val="Heading2"/>
@@ -53271,8 +54603,8 @@
         <w:t xml:space="preserve">–verbose 2&gt;&amp;1 | grep -i x-ms-ratelimit</w:t>
       </w:r>
     </w:p>
-    <w:bookmarkEnd w:id="263"/>
-    <w:bookmarkStart w:id="264" w:name="generic-rest-template"/>
+    <w:bookmarkEnd w:id="264"/>
+    <w:bookmarkStart w:id="265" w:name="generic-rest-template"/>
     <w:p>
       <w:pPr>
         <w:pStyle w:val="Heading2"/>
@@ -53319,9 +54651,9 @@
         <w:t xml:space="preserve">’</w:t>
       </w:r>
     </w:p>
-    <w:bookmarkEnd w:id="264"/>
     <w:bookmarkEnd w:id="265"/>
-    <w:bookmarkStart w:id="266" w:name="Xfc6df1f12cc8d2e7a429e2a04038329f5b92ee3"/>
+    <w:bookmarkEnd w:id="266"/>
+    <w:bookmarkStart w:id="267" w:name="Xfc6df1f12cc8d2e7a429e2a04038329f5b92ee3"/>
     <w:p>
       <w:pPr>
         <w:pStyle w:val="Heading1"/>
@@ -53775,8 +55107,8 @@
         </w:tc>
       </w:tr>
     </w:tbl>
-    <w:bookmarkEnd w:id="266"/>
-    <w:bookmarkStart w:id="267" w:name="Xf2a655470309f17c14a5564dd2be5900daf2afd"/>
+    <w:bookmarkEnd w:id="267"/>
+    <w:bookmarkStart w:id="268" w:name="Xf2a655470309f17c14a5564dd2be5900daf2afd"/>
     <w:p>
       <w:pPr>
         <w:pStyle w:val="Heading1"/>
@@ -54182,22 +55514,75 @@
               <w:jc w:val="left"/>
             </w:pPr>
             <w:r>
-              <w:t xml:space="preserve">Geography-aware region model (v2.4): Prod ≠ NonProd always; DR distinct only in three-region geos (US); DR co-located with CVAL in two-region geos (PLC-010a); Middle East</w:t>
-            </w:r>
-            <w:r>
+              <w:t xml:space="preserve">Geography-aware region model (v2.4): Prod ≠ NonProd in three-region and two-region geos; DR distinct only in three-region geos (US); DR co-located with CVAL in two-region geos (PLC-010a);</w:t>
+            </w:r>
+            <w:r>
+              <w:t xml:space="preserve"> </w:t>
+            </w:r>
+            <w:r>
+              <w:rPr>
+                <w:bCs/>
+                <w:b/>
+              </w:rPr>
+              <w:t xml:space="preserve">[Amended v2.4] Middle East</w:t>
+            </w:r>
+            <w:r>
+              <w:rPr>
+                <w:bCs/>
+                <w:b/>
+              </w:rPr>
               <w:t xml:space="preserve"> </w:t>
             </w:r>
             <w:r>
               <w:rPr>
                 <w:rStyle w:val="VerbatimChar"/>
+                <w:bCs/>
+                <w:b/>
+              </w:rPr>
+              <w:t xml:space="preserve">cross-geo</w:t>
+            </w:r>
+            <w:r>
+              <w:rPr>
+                <w:bCs/>
+                <w:b/>
+              </w:rPr>
+              <w:t xml:space="preserve"> </w:t>
+            </w:r>
+            <w:r>
+              <w:rPr>
+                <w:bCs/>
+                <w:b/>
+              </w:rPr>
+              <w:t xml:space="preserve">— Prod+CVAL co-located in-geo, DR cross-geo in Europe (DR-020 / PLC-010b), superseding the earlier</w:t>
+            </w:r>
+            <w:r>
+              <w:rPr>
+                <w:bCs/>
+                <w:b/>
+              </w:rPr>
+              <w:t xml:space="preserve"> </w:t>
+            </w:r>
+            <w:r>
+              <w:rPr>
+                <w:rStyle w:val="VerbatimChar"/>
+                <w:bCs/>
+                <w:b/>
               </w:rPr>
               <w:t xml:space="preserve">DR_NOT_OFFERED</w:t>
             </w:r>
             <w:r>
+              <w:rPr>
+                <w:bCs/>
+                <w:b/>
+              </w:rPr>
               <w:t xml:space="preserve"> </w:t>
             </w:r>
             <w:r>
-              <w:t xml:space="preserve">(DEC-001)</w:t>
+              <w:rPr>
+                <w:bCs/>
+                <w:b/>
+              </w:rPr>
+              <w:t xml:space="preserve">position (DEC-001 RESOLVED)</w:t>
             </w:r>
           </w:p>
         </w:tc>
@@ -54221,7 +55606,7 @@
               <w:t xml:space="preserve">distribution_model</w:t>
             </w:r>
             <w:r>
-              <w:t xml:space="preserve">; POC-PLC-010a is the positive two-region case</w:t>
+              <w:t xml:space="preserve">; POC-PLC-010a is the positive two-region case, POC-PLC-010b the positive cross-geo case</w:t>
             </w:r>
           </w:p>
         </w:tc>
@@ -54265,8 +55650,8 @@
         </w:tc>
       </w:tr>
     </w:tbl>
-    <w:bookmarkEnd w:id="267"/>
-    <w:bookmarkStart w:id="268" w:name="appendix-d-cleanup-procedure"/>
+    <w:bookmarkEnd w:id="268"/>
+    <w:bookmarkStart w:id="269" w:name="appendix-d-cleanup-procedure"/>
     <w:p>
       <w:pPr>
         <w:pStyle w:val="Heading1"/>
@@ -54394,8 +55779,8 @@
         <w:t xml:space="preserve">Attach cleanup evidence (commands + timestamps) to the daily execution log.</w:t>
       </w:r>
     </w:p>
-    <w:bookmarkEnd w:id="268"/>
-    <w:bookmarkStart w:id="269" w:name="appendix-e-sign-off-record"/>
+    <w:bookmarkEnd w:id="269"/>
+    <w:bookmarkStart w:id="270" w:name="appendix-e-sign-off-record"/>
     <w:p>
       <w:pPr>
         <w:pStyle w:val="Heading1"/>
@@ -54833,8 +56218,8 @@
         </w:tc>
       </w:tr>
     </w:tbl>
-    <w:bookmarkEnd w:id="269"/>
-    <w:bookmarkStart w:id="275" w:name="appendix-f-daily-execution-log-templates"/>
+    <w:bookmarkEnd w:id="270"/>
+    <w:bookmarkStart w:id="276" w:name="appendix-f-daily-execution-log-templates"/>
     <w:p>
       <w:pPr>
         <w:pStyle w:val="Heading1"/>
@@ -54851,7 +56236,7 @@
         <w:t xml:space="preserve">Use one block per test day. Attach CLI transcripts and request IDs to the evidence store referenced below.</w:t>
       </w:r>
     </w:p>
-    <w:bookmarkStart w:id="270" w:name="day-1-log"/>
+    <w:bookmarkStart w:id="271" w:name="day-1-log"/>
     <w:p>
       <w:pPr>
         <w:pStyle w:val="Heading2"/>
@@ -55128,8 +56513,8 @@
         </w:tc>
       </w:tr>
     </w:tbl>
-    <w:bookmarkEnd w:id="270"/>
-    <w:bookmarkStart w:id="271" w:name="day-2-log"/>
+    <w:bookmarkEnd w:id="271"/>
+    <w:bookmarkStart w:id="272" w:name="day-2-log"/>
     <w:p>
       <w:pPr>
         <w:pStyle w:val="Heading2"/>
@@ -55406,8 +56791,8 @@
         </w:tc>
       </w:tr>
     </w:tbl>
-    <w:bookmarkEnd w:id="271"/>
-    <w:bookmarkStart w:id="272" w:name="day-3-log"/>
+    <w:bookmarkEnd w:id="272"/>
+    <w:bookmarkStart w:id="273" w:name="day-3-log"/>
     <w:p>
       <w:pPr>
         <w:pStyle w:val="Heading2"/>
@@ -55684,8 +57069,8 @@
         </w:tc>
       </w:tr>
     </w:tbl>
-    <w:bookmarkEnd w:id="272"/>
-    <w:bookmarkStart w:id="273" w:name="day-4-log"/>
+    <w:bookmarkEnd w:id="273"/>
+    <w:bookmarkStart w:id="274" w:name="day-4-log"/>
     <w:p>
       <w:pPr>
         <w:pStyle w:val="Heading2"/>
@@ -55962,8 +57347,8 @@
         </w:tc>
       </w:tr>
     </w:tbl>
-    <w:bookmarkEnd w:id="273"/>
-    <w:bookmarkStart w:id="274" w:name="day-5-log"/>
+    <w:bookmarkEnd w:id="274"/>
+    <w:bookmarkStart w:id="275" w:name="day-5-log"/>
     <w:p>
       <w:pPr>
         <w:pStyle w:val="Heading2"/>
@@ -56240,9 +57625,9 @@
         </w:tc>
       </w:tr>
     </w:tbl>
-    <w:bookmarkEnd w:id="274"/>
     <w:bookmarkEnd w:id="275"/>
-    <w:bookmarkStart w:id="276" w:name="appendix-g-evidence-classification-guide"/>
+    <w:bookmarkEnd w:id="276"/>
+    <w:bookmarkStart w:id="277" w:name="appendix-g-evidence-classification-guide"/>
     <w:p>
       <w:pPr>
         <w:pStyle w:val="Heading1"/>
@@ -56526,8 +57911,8 @@
         <w:t xml:space="preserve">Preview features (CRG Sharing, Quota Groups, groupType) must never be labelled Documented as GA behaviour. POC observations of preview APIs are Observed only.</w:t>
       </w:r>
     </w:p>
-    <w:bookmarkEnd w:id="276"/>
-    <w:bookmarkStart w:id="277" w:name="Xff98467bfaeed1dd7e3ca5894e7862885600508"/>
+    <w:bookmarkEnd w:id="277"/>
+    <w:bookmarkStart w:id="278" w:name="Xff98467bfaeed1dd7e3ca5894e7862885600508"/>
     <w:p>
       <w:pPr>
         <w:pStyle w:val="Heading1"/>
@@ -57217,7 +58602,7 @@
         </w:tc>
       </w:tr>
     </w:tbl>
-    <w:bookmarkEnd w:id="277"/>
+    <w:bookmarkEnd w:id="278"/>
     <w:sectPr/>
   </w:body>
 </w:document>
